--- a/lessons/8-3/homework.docx
+++ b/lessons/8-3/homework.docx
@@ -106,7 +106,55 @@
     </w:p>
     <w:p>
       <w:pPr>
-        <w:spacing w:after="60"/>
+        <w:keepNext/>
+        <w:spacing w:after="20" w:before="80"/>
+        <w:jc w:val="center"/>
+      </w:pPr>
+      <w:r>
+        <w:drawing>
+          <wp:inline distT="0" distB="0" distL="0" distR="0">
+            <wp:extent cx="1047750" cy="790575"/>
+            <wp:effectExtent t="0" r="0" b="0" l="0"/>
+            <wp:docPr id="1" name="" descr="" title=""/>
+            <wp:cNvGraphicFramePr>
+              <a:graphicFrameLocks xmlns:a="http://schemas.openxmlformats.org/drawingml/2006/main" noChangeAspect="1"/>
+            </wp:cNvGraphicFramePr>
+            <a:graphic xmlns:a="http://schemas.openxmlformats.org/drawingml/2006/main">
+              <a:graphicData uri="http://schemas.openxmlformats.org/drawingml/2006/picture">
+                <pic:pic xmlns:pic="http://schemas.openxmlformats.org/drawingml/2006/picture">
+                  <pic:nvPicPr>
+                    <pic:cNvPr id="0" name="" descr=""/>
+                    <pic:cNvPicPr>
+                      <a:picLocks noChangeAspect="1" noChangeArrowheads="1"/>
+                    </pic:cNvPicPr>
+                  </pic:nvPicPr>
+                  <pic:blipFill>
+                    <a:blip r:embed="rId7" cstate="none"/>
+                    <a:srcRect/>
+                    <a:stretch>
+                      <a:fillRect/>
+                    </a:stretch>
+                  </pic:blipFill>
+                  <pic:spPr bwMode="auto">
+                    <a:xfrm>
+                      <a:off x="0" y="0"/>
+                      <a:ext cx="1047750" cy="790575"/>
+                    </a:xfrm>
+                    <a:prstGeom prst="rect">
+                      <a:avLst/>
+                    </a:prstGeom>
+                  </pic:spPr>
+                </pic:pic>
+              </a:graphicData>
+            </a:graphic>
+          </wp:inline>
+        </w:drawing>
+      </w:r>
+    </w:p>
+    <w:p>
+      <w:pPr>
+        <w:keepNext/>
+        <w:spacing w:after="120"/>
       </w:pPr>
       <w:r>
         <w:rPr>
@@ -116,12 +164,60 @@
         <w:t xml:space="preserve">Mean Absolute Deviation (Desviación media absoluta)</w:t>
       </w:r>
       <w:r>
-        <w:t xml:space="preserve"> — The average distance of each data value from the mean of the data set</w:t>
-      </w:r>
-    </w:p>
-    <w:p>
-      <w:pPr>
-        <w:spacing w:after="60"/>
+        <w:t xml:space="preserve"> — The average distance of each number from the mean.</w:t>
+      </w:r>
+    </w:p>
+    <w:p>
+      <w:pPr>
+        <w:keepNext/>
+        <w:spacing w:after="20" w:before="80"/>
+        <w:jc w:val="center"/>
+      </w:pPr>
+      <w:r>
+        <w:drawing>
+          <wp:inline distT="0" distB="0" distL="0" distR="0">
+            <wp:extent cx="1047750" cy="790575"/>
+            <wp:effectExtent t="0" r="0" b="0" l="0"/>
+            <wp:docPr id="1" name="" descr="" title=""/>
+            <wp:cNvGraphicFramePr>
+              <a:graphicFrameLocks xmlns:a="http://schemas.openxmlformats.org/drawingml/2006/main" noChangeAspect="1"/>
+            </wp:cNvGraphicFramePr>
+            <a:graphic xmlns:a="http://schemas.openxmlformats.org/drawingml/2006/main">
+              <a:graphicData uri="http://schemas.openxmlformats.org/drawingml/2006/picture">
+                <pic:pic xmlns:pic="http://schemas.openxmlformats.org/drawingml/2006/picture">
+                  <pic:nvPicPr>
+                    <pic:cNvPr id="0" name="" descr=""/>
+                    <pic:cNvPicPr>
+                      <a:picLocks noChangeAspect="1" noChangeArrowheads="1"/>
+                    </pic:cNvPicPr>
+                  </pic:nvPicPr>
+                  <pic:blipFill>
+                    <a:blip r:embed="rId7" cstate="none"/>
+                    <a:srcRect/>
+                    <a:stretch>
+                      <a:fillRect/>
+                    </a:stretch>
+                  </pic:blipFill>
+                  <pic:spPr bwMode="auto">
+                    <a:xfrm>
+                      <a:off x="0" y="0"/>
+                      <a:ext cx="1047750" cy="790575"/>
+                    </a:xfrm>
+                    <a:prstGeom prst="rect">
+                      <a:avLst/>
+                    </a:prstGeom>
+                  </pic:spPr>
+                </pic:pic>
+              </a:graphicData>
+            </a:graphic>
+          </wp:inline>
+        </w:drawing>
+      </w:r>
+    </w:p>
+    <w:p>
+      <w:pPr>
+        <w:keepNext/>
+        <w:spacing w:after="120"/>
       </w:pPr>
       <w:r>
         <w:rPr>
@@ -131,12 +227,60 @@
         <w:t xml:space="preserve">Deviation (Desviación)</w:t>
       </w:r>
       <w:r>
-        <w:t xml:space="preserve"> — The difference between a data value and the mean</w:t>
-      </w:r>
-    </w:p>
-    <w:p>
-      <w:pPr>
-        <w:spacing w:after="60"/>
+        <w:t xml:space="preserve"> — How far a number is from the mean.</w:t>
+      </w:r>
+    </w:p>
+    <w:p>
+      <w:pPr>
+        <w:keepNext/>
+        <w:spacing w:after="20" w:before="80"/>
+        <w:jc w:val="center"/>
+      </w:pPr>
+      <w:r>
+        <w:drawing>
+          <wp:inline distT="0" distB="0" distL="0" distR="0">
+            <wp:extent cx="1047750" cy="790575"/>
+            <wp:effectExtent t="0" r="0" b="0" l="0"/>
+            <wp:docPr id="1" name="" descr="" title=""/>
+            <wp:cNvGraphicFramePr>
+              <a:graphicFrameLocks xmlns:a="http://schemas.openxmlformats.org/drawingml/2006/main" noChangeAspect="1"/>
+            </wp:cNvGraphicFramePr>
+            <a:graphic xmlns:a="http://schemas.openxmlformats.org/drawingml/2006/main">
+              <a:graphicData uri="http://schemas.openxmlformats.org/drawingml/2006/picture">
+                <pic:pic xmlns:pic="http://schemas.openxmlformats.org/drawingml/2006/picture">
+                  <pic:nvPicPr>
+                    <pic:cNvPr id="0" name="" descr=""/>
+                    <pic:cNvPicPr>
+                      <a:picLocks noChangeAspect="1" noChangeArrowheads="1"/>
+                    </pic:cNvPicPr>
+                  </pic:nvPicPr>
+                  <pic:blipFill>
+                    <a:blip r:embed="rId8" cstate="none"/>
+                    <a:srcRect/>
+                    <a:stretch>
+                      <a:fillRect/>
+                    </a:stretch>
+                  </pic:blipFill>
+                  <pic:spPr bwMode="auto">
+                    <a:xfrm>
+                      <a:off x="0" y="0"/>
+                      <a:ext cx="1047750" cy="790575"/>
+                    </a:xfrm>
+                    <a:prstGeom prst="rect">
+                      <a:avLst/>
+                    </a:prstGeom>
+                  </pic:spPr>
+                </pic:pic>
+              </a:graphicData>
+            </a:graphic>
+          </wp:inline>
+        </w:drawing>
+      </w:r>
+    </w:p>
+    <w:p>
+      <w:pPr>
+        <w:keepNext/>
+        <w:spacing w:after="120"/>
       </w:pPr>
       <w:r>
         <w:rPr>
@@ -146,12 +290,60 @@
         <w:t xml:space="preserve">Absolute Value (Valor absoluto)</w:t>
       </w:r>
       <w:r>
-        <w:t xml:space="preserve"> — The distance a number is from zero, always positive</w:t>
-      </w:r>
-    </w:p>
-    <w:p>
-      <w:pPr>
-        <w:spacing w:after="60"/>
+        <w:t xml:space="preserve"> — How far a number is from zero. It is always positive.</w:t>
+      </w:r>
+    </w:p>
+    <w:p>
+      <w:pPr>
+        <w:keepNext/>
+        <w:spacing w:after="20" w:before="80"/>
+        <w:jc w:val="center"/>
+      </w:pPr>
+      <w:r>
+        <w:drawing>
+          <wp:inline distT="0" distB="0" distL="0" distR="0">
+            <wp:extent cx="1047750" cy="790575"/>
+            <wp:effectExtent t="0" r="0" b="0" l="0"/>
+            <wp:docPr id="1" name="" descr="" title=""/>
+            <wp:cNvGraphicFramePr>
+              <a:graphicFrameLocks xmlns:a="http://schemas.openxmlformats.org/drawingml/2006/main" noChangeAspect="1"/>
+            </wp:cNvGraphicFramePr>
+            <a:graphic xmlns:a="http://schemas.openxmlformats.org/drawingml/2006/main">
+              <a:graphicData uri="http://schemas.openxmlformats.org/drawingml/2006/picture">
+                <pic:pic xmlns:pic="http://schemas.openxmlformats.org/drawingml/2006/picture">
+                  <pic:nvPicPr>
+                    <pic:cNvPr id="0" name="" descr=""/>
+                    <pic:cNvPicPr>
+                      <a:picLocks noChangeAspect="1" noChangeArrowheads="1"/>
+                    </pic:cNvPicPr>
+                  </pic:nvPicPr>
+                  <pic:blipFill>
+                    <a:blip r:embed="rId9" cstate="none"/>
+                    <a:srcRect/>
+                    <a:stretch>
+                      <a:fillRect/>
+                    </a:stretch>
+                  </pic:blipFill>
+                  <pic:spPr bwMode="auto">
+                    <a:xfrm>
+                      <a:off x="0" y="0"/>
+                      <a:ext cx="1047750" cy="790575"/>
+                    </a:xfrm>
+                    <a:prstGeom prst="rect">
+                      <a:avLst/>
+                    </a:prstGeom>
+                  </pic:spPr>
+                </pic:pic>
+              </a:graphicData>
+            </a:graphic>
+          </wp:inline>
+        </w:drawing>
+      </w:r>
+    </w:p>
+    <w:p>
+      <w:pPr>
+        <w:keepNext/>
+        <w:spacing w:after="120"/>
       </w:pPr>
       <w:r>
         <w:rPr>
@@ -161,12 +353,60 @@
         <w:t xml:space="preserve">Spread (Dispersión)</w:t>
       </w:r>
       <w:r>
-        <w:t xml:space="preserve"> — How far apart the values in a data set are from each other and from the center</w:t>
-      </w:r>
-    </w:p>
-    <w:p>
-      <w:pPr>
-        <w:spacing w:after="60"/>
+        <w:t xml:space="preserve"> — How far apart the numbers are.</w:t>
+      </w:r>
+    </w:p>
+    <w:p>
+      <w:pPr>
+        <w:keepNext/>
+        <w:spacing w:after="20" w:before="80"/>
+        <w:jc w:val="center"/>
+      </w:pPr>
+      <w:r>
+        <w:drawing>
+          <wp:inline distT="0" distB="0" distL="0" distR="0">
+            <wp:extent cx="1047750" cy="790575"/>
+            <wp:effectExtent t="0" r="0" b="0" l="0"/>
+            <wp:docPr id="1" name="" descr="" title=""/>
+            <wp:cNvGraphicFramePr>
+              <a:graphicFrameLocks xmlns:a="http://schemas.openxmlformats.org/drawingml/2006/main" noChangeAspect="1"/>
+            </wp:cNvGraphicFramePr>
+            <a:graphic xmlns:a="http://schemas.openxmlformats.org/drawingml/2006/main">
+              <a:graphicData uri="http://schemas.openxmlformats.org/drawingml/2006/picture">
+                <pic:pic xmlns:pic="http://schemas.openxmlformats.org/drawingml/2006/picture">
+                  <pic:nvPicPr>
+                    <pic:cNvPr id="0" name="" descr=""/>
+                    <pic:cNvPicPr>
+                      <a:picLocks noChangeAspect="1" noChangeArrowheads="1"/>
+                    </pic:cNvPicPr>
+                  </pic:nvPicPr>
+                  <pic:blipFill>
+                    <a:blip r:embed="rId10" cstate="none"/>
+                    <a:srcRect/>
+                    <a:stretch>
+                      <a:fillRect/>
+                    </a:stretch>
+                  </pic:blipFill>
+                  <pic:spPr bwMode="auto">
+                    <a:xfrm>
+                      <a:off x="0" y="0"/>
+                      <a:ext cx="1047750" cy="790575"/>
+                    </a:xfrm>
+                    <a:prstGeom prst="rect">
+                      <a:avLst/>
+                    </a:prstGeom>
+                  </pic:spPr>
+                </pic:pic>
+              </a:graphicData>
+            </a:graphic>
+          </wp:inline>
+        </w:drawing>
+      </w:r>
+    </w:p>
+    <w:p>
+      <w:pPr>
+        <w:keepNext/>
+        <w:spacing w:after="120"/>
       </w:pPr>
       <w:r>
         <w:rPr>
@@ -176,12 +416,60 @@
         <w:t xml:space="preserve">Data distribution (Distribución de datos)</w:t>
       </w:r>
       <w:r>
-        <w:t xml:space="preserve"> — The shape and spread of a data set</w:t>
-      </w:r>
-    </w:p>
-    <w:p>
-      <w:pPr>
-        <w:spacing w:after="60"/>
+        <w:t xml:space="preserve"> — How the data looks: where it sits and how spread out it is.</w:t>
+      </w:r>
+    </w:p>
+    <w:p>
+      <w:pPr>
+        <w:keepNext/>
+        <w:spacing w:after="20" w:before="80"/>
+        <w:jc w:val="center"/>
+      </w:pPr>
+      <w:r>
+        <w:drawing>
+          <wp:inline distT="0" distB="0" distL="0" distR="0">
+            <wp:extent cx="1047750" cy="790575"/>
+            <wp:effectExtent t="0" r="0" b="0" l="0"/>
+            <wp:docPr id="1" name="" descr="" title=""/>
+            <wp:cNvGraphicFramePr>
+              <a:graphicFrameLocks xmlns:a="http://schemas.openxmlformats.org/drawingml/2006/main" noChangeAspect="1"/>
+            </wp:cNvGraphicFramePr>
+            <a:graphic xmlns:a="http://schemas.openxmlformats.org/drawingml/2006/main">
+              <a:graphicData uri="http://schemas.openxmlformats.org/drawingml/2006/picture">
+                <pic:pic xmlns:pic="http://schemas.openxmlformats.org/drawingml/2006/picture">
+                  <pic:nvPicPr>
+                    <pic:cNvPr id="0" name="" descr=""/>
+                    <pic:cNvPicPr>
+                      <a:picLocks noChangeAspect="1" noChangeArrowheads="1"/>
+                    </pic:cNvPicPr>
+                  </pic:nvPicPr>
+                  <pic:blipFill>
+                    <a:blip r:embed="rId9" cstate="none"/>
+                    <a:srcRect/>
+                    <a:stretch>
+                      <a:fillRect/>
+                    </a:stretch>
+                  </pic:blipFill>
+                  <pic:spPr bwMode="auto">
+                    <a:xfrm>
+                      <a:off x="0" y="0"/>
+                      <a:ext cx="1047750" cy="790575"/>
+                    </a:xfrm>
+                    <a:prstGeom prst="rect">
+                      <a:avLst/>
+                    </a:prstGeom>
+                  </pic:spPr>
+                </pic:pic>
+              </a:graphicData>
+            </a:graphic>
+          </wp:inline>
+        </w:drawing>
+      </w:r>
+    </w:p>
+    <w:p>
+      <w:pPr>
+        <w:keepNext/>
+        <w:spacing w:after="120"/>
       </w:pPr>
       <w:r>
         <w:rPr>
@@ -191,7 +479,7 @@
         <w:t xml:space="preserve">Variability (Variabilidad)</w:t>
       </w:r>
       <w:r>
-        <w:t xml:space="preserve"> — How spread out the values in a data set are</w:t>
+        <w:t xml:space="preserve"> — How spread out the numbers are.</w:t>
       </w:r>
     </w:p>
     <w:p>

--- a/lessons/8-3/homework.docx
+++ b/lessons/8-3/homework.docx
@@ -24,7 +24,7 @@
           <w:i/>
           <w:iCs/>
         </w:rPr>
-        <w:t xml:space="preserve">Lesson 8-3  •  Standard 6.SP.5c</w:t>
+        <w:t xml:space="preserve">Lesson 8-3  •  Standard 6.DS.6c</w:t>
       </w:r>
     </w:p>
     <w:p>
@@ -1185,15 +1185,96 @@
           <w:b/>
           <w:bCs/>
         </w:rPr>
-        <w:t xml:space="preserve">7. The data 5, 7, 9 has mean 7. What is the mean absolute deviation (MAD)?</w:t>
-      </w:r>
-    </w:p>
-    <w:p>
-      <w:pPr>
-        <w:spacing w:after="40" w:before="0"/>
-      </w:pPr>
-      <w:r>
-        <w:t xml:space="preserve">     A. 1.33</w:t>
+        <w:t xml:space="preserve">7. onLevel — Spot the Common Mistake</w:t>
+      </w:r>
+    </w:p>
+    <w:p>
+      <w:pPr>
+        <w:spacing w:after="40" w:before="0"/>
+      </w:pPr>
+      <w:r>
+        <w:t xml:space="preserve">   Step 1 (Read): A student is working on Mean Absolute Deviation.</w:t>
+      </w:r>
+    </w:p>
+    <w:p>
+      <w:pPr>
+        <w:spacing w:after="40" w:before="0"/>
+      </w:pPr>
+      <w:r>
+        <w:t xml:space="preserve">   Step 2 (Attempt): They ignored the rule: MAD = the average of how far each number is from the mean (always a positive distance).</w:t>
+      </w:r>
+    </w:p>
+    <w:p>
+      <w:pPr>
+        <w:spacing w:after="40" w:before="0"/>
+      </w:pPr>
+      <w:r>
+        <w:t xml:space="preserve">   Step 3 (Check): The answer does not match the math rule from class.</w:t>
+      </w:r>
+    </w:p>
+    <w:p>
+      <w:pPr>
+        <w:spacing w:after="60" w:before="0"/>
+      </w:pPr>
+      <w:r>
+        <w:rPr>
+          <w:i/>
+          <w:iCs/>
+        </w:rPr>
+        <w:t xml:space="preserve">Which step has the mistake? Explain and fix it:</w:t>
+      </w:r>
+    </w:p>
+    <w:p>
+      <w:pPr>
+        <w:spacing w:after="60" w:before="120"/>
+      </w:pPr>
+      <w:r>
+        <w:rPr>
+          <w:color w:val="BBBBBB"/>
+        </w:rPr>
+        <w:t xml:space="preserve">______________________________________________________________________</w:t>
+      </w:r>
+    </w:p>
+    <w:p>
+      <w:pPr>
+        <w:spacing w:after="60" w:before="120"/>
+      </w:pPr>
+      <w:r>
+        <w:rPr>
+          <w:color w:val="BBBBBB"/>
+        </w:rPr>
+        <w:t xml:space="preserve">______________________________________________________________________</w:t>
+      </w:r>
+    </w:p>
+    <w:p>
+      <w:pPr>
+        <w:spacing w:after="60" w:before="120"/>
+      </w:pPr>
+      <w:r>
+        <w:rPr>
+          <w:color w:val="BBBBBB"/>
+        </w:rPr>
+        <w:t xml:space="preserve">______________________________________________________________________</w:t>
+      </w:r>
+    </w:p>
+    <w:p>
+      <w:pPr>
+        <w:spacing w:after="80" w:before="0"/>
+      </w:pPr>
+      <w:r>
+        <w:rPr>
+          <w:b/>
+          <w:bCs/>
+        </w:rPr>
+        <w:t xml:space="preserve">8. A guard scored 2, 4, 6, 8 points in four scrimmages, so the mean is 5 points. The distances from the mean are 3, 1, 1, 3. What is the mean absolute deviation (MAD)?</w:t>
+      </w:r>
+    </w:p>
+    <w:p>
+      <w:pPr>
+        <w:spacing w:after="40" w:before="0"/>
+      </w:pPr>
+      <w:r>
+        <w:t xml:space="preserve">     A. 1</w:t>
       </w:r>
     </w:p>
     <w:p>
@@ -1209,15 +1290,15 @@
         <w:spacing w:after="40" w:before="0"/>
       </w:pPr>
       <w:r>
-        <w:t xml:space="preserve">     C. 7</w:t>
-      </w:r>
-    </w:p>
-    <w:p>
-      <w:pPr>
-        <w:spacing w:after="40" w:before="0"/>
-      </w:pPr>
-      <w:r>
-        <w:t xml:space="preserve">     D. 21</w:t>
+        <w:t xml:space="preserve">     C. 5</w:t>
+      </w:r>
+    </w:p>
+    <w:p>
+      <w:pPr>
+        <w:spacing w:after="40" w:before="0"/>
+      </w:pPr>
+      <w:r>
+        <w:t xml:space="preserve">     D. 8</w:t>
       </w:r>
     </w:p>
     <w:p>
@@ -1240,39 +1321,39 @@
           <w:b/>
           <w:bCs/>
         </w:rPr>
-        <w:t xml:space="preserve">8. What does a larger MAD tell you about a data set?</w:t>
-      </w:r>
-    </w:p>
-    <w:p>
-      <w:pPr>
-        <w:spacing w:after="40" w:before="0"/>
-      </w:pPr>
-      <w:r>
-        <w:t xml:space="preserve">     A. The values are more spread out from the mean</w:t>
-      </w:r>
-    </w:p>
-    <w:p>
-      <w:pPr>
-        <w:spacing w:after="40" w:before="0"/>
-      </w:pPr>
-      <w:r>
-        <w:t xml:space="preserve">     B. The mean is larger</w:t>
-      </w:r>
-    </w:p>
-    <w:p>
-      <w:pPr>
-        <w:spacing w:after="40" w:before="0"/>
-      </w:pPr>
-      <w:r>
-        <w:t xml:space="preserve">     C. There are more values</w:t>
-      </w:r>
-    </w:p>
-    <w:p>
-      <w:pPr>
-        <w:spacing w:after="40" w:before="0"/>
-      </w:pPr>
-      <w:r>
-        <w:t xml:space="preserve">     D. The data has no mode</w:t>
+        <w:t xml:space="preserve">9. Two shooters average 11 points a game. Shooter A's MAD is 2 points and Shooter B's MAD is 6 points. Which shooter is MORE consistent?</w:t>
+      </w:r>
+    </w:p>
+    <w:p>
+      <w:pPr>
+        <w:spacing w:after="40" w:before="0"/>
+      </w:pPr>
+      <w:r>
+        <w:t xml:space="preserve">     A. Shooter A, because a smaller MAD means scores stay closer to the average</w:t>
+      </w:r>
+    </w:p>
+    <w:p>
+      <w:pPr>
+        <w:spacing w:after="40" w:before="0"/>
+      </w:pPr>
+      <w:r>
+        <w:t xml:space="preserve">     B. Shooter B, because a bigger MAD means a bigger average</w:t>
+      </w:r>
+    </w:p>
+    <w:p>
+      <w:pPr>
+        <w:spacing w:after="40" w:before="0"/>
+      </w:pPr>
+      <w:r>
+        <w:t xml:space="preserve">     C. They are equally consistent because they have the same mean</w:t>
+      </w:r>
+    </w:p>
+    <w:p>
+      <w:pPr>
+        <w:spacing w:after="40" w:before="0"/>
+      </w:pPr>
+      <w:r>
+        <w:t xml:space="preserve">     D. You cannot tell consistency from MAD</w:t>
       </w:r>
     </w:p>
     <w:p>
@@ -1295,96 +1376,125 @@
           <w:b/>
           <w:bCs/>
         </w:rPr>
-        <w:t xml:space="preserve">9. The data 10, 10, 10, 10 has what MAD?</w:t>
-      </w:r>
-    </w:p>
-    <w:p>
-      <w:pPr>
-        <w:spacing w:after="40" w:before="0"/>
-      </w:pPr>
-      <w:r>
-        <w:t xml:space="preserve">     A. 0</w:t>
-      </w:r>
-    </w:p>
-    <w:p>
-      <w:pPr>
-        <w:spacing w:after="40" w:before="0"/>
-      </w:pPr>
-      <w:r>
-        <w:t xml:space="preserve">     B. 10</w:t>
-      </w:r>
-    </w:p>
-    <w:p>
-      <w:pPr>
-        <w:spacing w:after="40" w:before="0"/>
-      </w:pPr>
-      <w:r>
-        <w:t xml:space="preserve">     C. 2.5</w:t>
-      </w:r>
-    </w:p>
-    <w:p>
-      <w:pPr>
-        <w:spacing w:after="40" w:before="0"/>
-      </w:pPr>
-      <w:r>
-        <w:t xml:space="preserve">     D. 40</w:t>
-      </w:r>
-    </w:p>
-    <w:p>
-      <w:pPr>
-        <w:spacing w:after="60" w:before="120"/>
-      </w:pPr>
-      <w:r>
-        <w:rPr>
-          <w:color w:val="BBBBBB"/>
-        </w:rPr>
-        <w:t xml:space="preserve">______________________________________________________________________</w:t>
-      </w:r>
-    </w:p>
-    <w:p>
-      <w:pPr>
-        <w:spacing w:after="80" w:before="0"/>
-      </w:pPr>
-      <w:r>
-        <w:rPr>
-          <w:b/>
-          <w:bCs/>
-        </w:rPr>
-        <w:t xml:space="preserve">10. For the data 2, 4, 6 (mean 4), what is the MAD?</w:t>
-      </w:r>
-    </w:p>
-    <w:p>
-      <w:pPr>
-        <w:spacing w:after="40" w:before="0"/>
-      </w:pPr>
-      <w:r>
-        <w:t xml:space="preserve">     A. 1.33</w:t>
-      </w:r>
-    </w:p>
-    <w:p>
-      <w:pPr>
-        <w:spacing w:after="40" w:before="0"/>
-      </w:pPr>
-      <w:r>
-        <w:t xml:space="preserve">     B. 2</w:t>
-      </w:r>
-    </w:p>
-    <w:p>
-      <w:pPr>
-        <w:spacing w:after="40" w:before="0"/>
-      </w:pPr>
-      <w:r>
-        <w:t xml:space="preserve">     C. 4</w:t>
-      </w:r>
-    </w:p>
-    <w:p>
-      <w:pPr>
-        <w:spacing w:after="40" w:before="0"/>
-      </w:pPr>
-      <w:r>
-        <w:t xml:space="preserve">     D. 12</w:t>
-      </w:r>
-    </w:p>
+        <w:t xml:space="preserve">10. Each player's points are listed. Match each player's data set to its correct MAD. (Hint: find the mean first, then average the distances.)</w:t>
+      </w:r>
+    </w:p>
+    <w:tbl>
+      <w:tblPr>
+        <w:tblW w:type="pct" w:w="100%"/>
+        <w:tblBorders>
+          <w:top w:val="single" w:color="auto" w:sz="4"/>
+          <w:left w:val="single" w:color="auto" w:sz="4"/>
+          <w:bottom w:val="single" w:color="auto" w:sz="4"/>
+          <w:right w:val="single" w:color="auto" w:sz="4"/>
+          <w:insideH w:val="single" w:color="auto" w:sz="4"/>
+          <w:insideV w:val="single" w:color="auto" w:sz="4"/>
+        </w:tblBorders>
+      </w:tblPr>
+      <w:tblGrid>
+        <w:gridCol w:w="100"/>
+        <w:gridCol w:w="100"/>
+      </w:tblGrid>
+      <w:tr>
+        <w:trPr>
+          <w:tblHeader/>
+        </w:trPr>
+        <w:tc>
+          <w:tcPr>
+            <w:tcW w:type="pct" w:w="50%"/>
+          </w:tcPr>
+          <w:p>
+            <w:r>
+              <w:rPr>
+                <w:b/>
+                <w:bCs/>
+              </w:rPr>
+              <w:t xml:space="preserve">Item</w:t>
+            </w:r>
+          </w:p>
+        </w:tc>
+        <w:tc>
+          <w:tcPr>
+            <w:tcW w:type="pct" w:w="50%"/>
+          </w:tcPr>
+          <w:p>
+            <w:r>
+              <w:rPr>
+                <w:b/>
+                <w:bCs/>
+              </w:rPr>
+              <w:t xml:space="preserve">Answer choices</w:t>
+            </w:r>
+          </w:p>
+        </w:tc>
+      </w:tr>
+      <w:tr>
+        <w:tc>
+          <w:tcPr>
+            <w:tcW w:type="pct" w:w="50%"/>
+          </w:tcPr>
+          <w:p>
+            <w:r>
+              <w:t xml:space="preserve">____  Bench: 8, 10, 12, 14</w:t>
+            </w:r>
+          </w:p>
+        </w:tc>
+        <w:tc>
+          <w:tcPr>
+            <w:tcW w:type="pct" w:w="50%"/>
+          </w:tcPr>
+          <w:p>
+            <w:r>
+              <w:t xml:space="preserve">C. MAD = 5 points</w:t>
+            </w:r>
+          </w:p>
+        </w:tc>
+      </w:tr>
+      <w:tr>
+        <w:tc>
+          <w:tcPr>
+            <w:tcW w:type="pct" w:w="50%"/>
+          </w:tcPr>
+          <w:p>
+            <w:r>
+              <w:t xml:space="preserve">____  Rookie: 4, 4, 4, 4</w:t>
+            </w:r>
+          </w:p>
+        </w:tc>
+        <w:tc>
+          <w:tcPr>
+            <w:tcW w:type="pct" w:w="50%"/>
+          </w:tcPr>
+          <w:p>
+            <w:r>
+              <w:t xml:space="preserve">B. MAD = 0 points</w:t>
+            </w:r>
+          </w:p>
+        </w:tc>
+      </w:tr>
+      <w:tr>
+        <w:tc>
+          <w:tcPr>
+            <w:tcW w:type="pct" w:w="50%"/>
+          </w:tcPr>
+          <w:p>
+            <w:r>
+              <w:t xml:space="preserve">____  Starter: 5, 15, 5, 15</w:t>
+            </w:r>
+          </w:p>
+        </w:tc>
+        <w:tc>
+          <w:tcPr>
+            <w:tcW w:type="pct" w:w="50%"/>
+          </w:tcPr>
+          <w:p>
+            <w:r>
+              <w:t xml:space="preserve">A. MAD = 2 points</w:t>
+            </w:r>
+          </w:p>
+        </w:tc>
+      </w:tr>
+    </w:tbl>
     <w:p>
       <w:pPr>
         <w:spacing w:after="60" w:before="120"/>
@@ -1428,10 +1538,22 @@
     </w:p>
     <w:p>
       <w:pPr>
+        <w:spacing w:after="20" w:before="0"/>
+      </w:pPr>
+      <w:r>
+        <w:t xml:space="preserve">     Deviation = 11 − 15 = −4. Absolute deviation = |−4| = 4.</w:t>
+      </w:r>
+    </w:p>
+    <w:p>
+      <w:pPr>
         <w:spacing w:after="80" w:before="0"/>
       </w:pPr>
       <w:r>
-        <w:t xml:space="preserve">     Deviation = 11 − 15 = −4. Absolute deviation = |−4| = 4.</w:t>
+        <w:rPr>
+          <w:i/>
+          <w:iCs/>
+        </w:rPr>
+        <w:t xml:space="preserve">     Watch for: A common mistake in Mean Absolute Deviation is skipping the key idea: "MAD = the average of how far each number is from the mean (always a positive distance)." — always check your work against this rule before you submit.</w:t>
       </w:r>
     </w:p>
     <w:p>
@@ -1448,10 +1570,22 @@
     </w:p>
     <w:p>
       <w:pPr>
+        <w:spacing w:after="20" w:before="0"/>
+      </w:pPr>
+      <w:r>
+        <w:t xml:space="preserve">     Sum of absolute deviations = 3 + 1 + 5 + 2 + 4 = 15. MAD = 15 ÷ 5 = 3.</w:t>
+      </w:r>
+    </w:p>
+    <w:p>
+      <w:pPr>
         <w:spacing w:after="80" w:before="0"/>
       </w:pPr>
       <w:r>
-        <w:t xml:space="preserve">     Sum of absolute deviations = 3 + 1 + 5 + 2 + 4 = 15. MAD = 15 ÷ 5 = 3.</w:t>
+        <w:rPr>
+          <w:i/>
+          <w:iCs/>
+        </w:rPr>
+        <w:t xml:space="preserve">     Watch for: A common mistake in Mean Absolute Deviation is skipping the key idea: "MAD = the average of how far each number is from the mean (always a positive distance)." — always check your work against this rule before you submit.</w:t>
       </w:r>
     </w:p>
     <w:p>
@@ -1640,22 +1774,70 @@
     </w:p>
     <w:p>
       <w:pPr>
+        <w:spacing w:after="20" w:before="0"/>
+      </w:pPr>
+      <w:r>
+        <w:t xml:space="preserve">     Runner A's MAD of 1.2 means times are usually within 1.2 seconds of 60. Runner B's times vary more widely. For reliability, pick Runner A.</w:t>
+      </w:r>
+    </w:p>
+    <w:p>
+      <w:pPr>
         <w:spacing w:after="80" w:before="0"/>
       </w:pPr>
       <w:r>
-        <w:t xml:space="preserve">     Runner A's MAD of 1.2 means times are usually within 1.2 seconds of 60. Runner B's times vary more widely. For reliability, pick Runner A.</w:t>
-      </w:r>
-    </w:p>
-    <w:p>
-      <w:pPr>
-        <w:spacing w:after="40" w:before="0"/>
-      </w:pPr>
-      <w:r>
-        <w:rPr>
-          <w:b/>
-          <w:bCs/>
-        </w:rPr>
-        <w:t xml:space="preserve">7. A. 1.33</w:t>
+        <w:rPr>
+          <w:i/>
+          <w:iCs/>
+        </w:rPr>
+        <w:t xml:space="preserve">     Watch for: A common mistake in Mean Absolute Deviation is skipping the key idea: "MAD = the average of how far each number is from the mean (always a positive distance)." — always check your work against this rule before you submit.</w:t>
+      </w:r>
+    </w:p>
+    <w:p>
+      <w:pPr>
+        <w:spacing w:after="40" w:before="0"/>
+      </w:pPr>
+      <w:r>
+        <w:rPr>
+          <w:b/>
+          <w:bCs/>
+        </w:rPr>
+        <w:t xml:space="preserve">7. onLevel — Spot the Common Mistake</w:t>
+      </w:r>
+    </w:p>
+    <w:p>
+      <w:pPr>
+        <w:spacing w:after="20" w:before="0"/>
+      </w:pPr>
+      <w:r>
+        <w:t xml:space="preserve">     The mistake is in Step 2.</w:t>
+      </w:r>
+    </w:p>
+    <w:p>
+      <w:pPr>
+        <w:spacing w:after="20" w:before="0"/>
+      </w:pPr>
+      <w:r>
+        <w:t xml:space="preserve">     Correct work: Follow the key idea: MAD = the average of how far each number is from the mean (always a positive distance).</w:t>
+      </w:r>
+    </w:p>
+    <w:p>
+      <w:pPr>
+        <w:spacing w:after="40" w:before="0"/>
+      </w:pPr>
+      <w:r>
+        <w:rPr>
+          <w:b/>
+          <w:bCs/>
+        </w:rPr>
+        <w:t xml:space="preserve">8. B. 2</w:t>
+      </w:r>
+    </w:p>
+    <w:p>
+      <w:pPr>
+        <w:spacing w:after="20" w:before="0"/>
+      </w:pPr>
+      <w:r>
+        <w:t xml:space="preserve">     Add the distances: 3 + 1 + 1 + 3 = 8. Divide by the 4 games: 8 ÷ 4 = 2. The MAD is 2 points.</w:t>
       </w:r>
     </w:p>
     <w:p>
@@ -1663,19 +1845,31 @@
         <w:spacing w:after="80" w:before="0"/>
       </w:pPr>
       <w:r>
-        <w:t xml:space="preserve">     Distances from 7 are 2, 0, 2; mean = 4 ÷ 3 ≈ 1.33.</w:t>
-      </w:r>
-    </w:p>
-    <w:p>
-      <w:pPr>
-        <w:spacing w:after="40" w:before="0"/>
-      </w:pPr>
-      <w:r>
-        <w:rPr>
-          <w:b/>
-          <w:bCs/>
-        </w:rPr>
-        <w:t xml:space="preserve">8. A. The values are more spread out from the mean</w:t>
+        <w:rPr>
+          <w:i/>
+          <w:iCs/>
+        </w:rPr>
+        <w:t xml:space="preserve">     Watch for: A common mistake in Mean Absolute Deviation is skipping the key idea: "MAD = the average of how far each number is from the mean (always a positive distance)." — always check your work against this rule before you submit.</w:t>
+      </w:r>
+    </w:p>
+    <w:p>
+      <w:pPr>
+        <w:spacing w:after="40" w:before="0"/>
+      </w:pPr>
+      <w:r>
+        <w:rPr>
+          <w:b/>
+          <w:bCs/>
+        </w:rPr>
+        <w:t xml:space="preserve">9. A. Shooter A, because a smaller MAD means scores stay closer to the average</w:t>
+      </w:r>
+    </w:p>
+    <w:p>
+      <w:pPr>
+        <w:spacing w:after="20" w:before="0"/>
+      </w:pPr>
+      <w:r>
+        <w:t xml:space="preserve">     A smaller MAD means the scores hug the mean. Shooter A's MAD of 2 is smaller than Shooter B's 6, so Shooter A is more consistent.</w:t>
       </w:r>
     </w:p>
     <w:p>
@@ -1683,47 +1877,55 @@
         <w:spacing w:after="80" w:before="0"/>
       </w:pPr>
       <w:r>
-        <w:t xml:space="preserve">     MAD measures average distance from the mean; larger MAD means more spread.</w:t>
-      </w:r>
-    </w:p>
-    <w:p>
-      <w:pPr>
-        <w:spacing w:after="40" w:before="0"/>
-      </w:pPr>
-      <w:r>
-        <w:rPr>
-          <w:b/>
-          <w:bCs/>
-        </w:rPr>
-        <w:t xml:space="preserve">9. A. 0</w:t>
-      </w:r>
-    </w:p>
-    <w:p>
-      <w:pPr>
-        <w:spacing w:after="80" w:before="0"/>
-      </w:pPr>
-      <w:r>
-        <w:t xml:space="preserve">     Every value equals the mean, so each distance is 0 and MAD = 0.</w:t>
-      </w:r>
-    </w:p>
-    <w:p>
-      <w:pPr>
-        <w:spacing w:after="40" w:before="0"/>
-      </w:pPr>
-      <w:r>
-        <w:rPr>
-          <w:b/>
-          <w:bCs/>
-        </w:rPr>
-        <w:t xml:space="preserve">10. A. 1.33</w:t>
-      </w:r>
-    </w:p>
-    <w:p>
-      <w:pPr>
-        <w:spacing w:after="80" w:before="0"/>
-      </w:pPr>
-      <w:r>
-        <w:t xml:space="preserve">     Distances are 2, 0, 2; mean = 4 ÷ 3 ≈ 1.33.</w:t>
+        <w:rPr>
+          <w:i/>
+          <w:iCs/>
+        </w:rPr>
+        <w:t xml:space="preserve">     Watch for: A common mistake in Mean Absolute Deviation is skipping the key idea: "MAD = the average of how far each number is from the mean (always a positive distance)." — always check your work against this rule before you submit.</w:t>
+      </w:r>
+    </w:p>
+    <w:p>
+      <w:pPr>
+        <w:spacing w:after="40" w:before="0"/>
+      </w:pPr>
+      <w:r>
+        <w:rPr>
+          <w:b/>
+          <w:bCs/>
+        </w:rPr>
+        <w:t xml:space="preserve">10. Matches:</w:t>
+      </w:r>
+    </w:p>
+    <w:p>
+      <w:pPr>
+        <w:spacing w:after="20" w:before="0"/>
+      </w:pPr>
+      <w:r>
+        <w:t xml:space="preserve">     Bench: 8, 10, 12, 14 → MAD = 2 points</w:t>
+      </w:r>
+    </w:p>
+    <w:p>
+      <w:pPr>
+        <w:spacing w:after="20" w:before="0"/>
+      </w:pPr>
+      <w:r>
+        <w:t xml:space="preserve">     Rookie: 4, 4, 4, 4 → MAD = 0 points</w:t>
+      </w:r>
+    </w:p>
+    <w:p>
+      <w:pPr>
+        <w:spacing w:after="20" w:before="0"/>
+      </w:pPr>
+      <w:r>
+        <w:t xml:space="preserve">     Starter: 5, 15, 5, 15 → MAD = 5 points</w:t>
+      </w:r>
+    </w:p>
+    <w:p>
+      <w:pPr>
+        <w:spacing w:after="40" w:before="0"/>
+      </w:pPr>
+      <w:r>
+        <w:t xml:space="preserve"/>
       </w:r>
     </w:p>
     <w:sectPr>

--- a/lessons/8-3/homework.docx
+++ b/lessons/8-3/homework.docx
@@ -1185,31 +1185,31 @@
           <w:b/>
           <w:bCs/>
         </w:rPr>
-        <w:t xml:space="preserve">7. onLevel — Spot the Common Mistake</w:t>
-      </w:r>
-    </w:p>
-    <w:p>
-      <w:pPr>
-        <w:spacing w:after="40" w:before="0"/>
-      </w:pPr>
-      <w:r>
-        <w:t xml:space="preserve">   Step 1 (Read): A student is working on Mean Absolute Deviation.</w:t>
-      </w:r>
-    </w:p>
-    <w:p>
-      <w:pPr>
-        <w:spacing w:after="40" w:before="0"/>
-      </w:pPr>
-      <w:r>
-        <w:t xml:space="preserve">   Step 2 (Attempt): They ignored the rule: MAD = the average of how far each number is from the mean (always a positive distance).</w:t>
-      </w:r>
-    </w:p>
-    <w:p>
-      <w:pPr>
-        <w:spacing w:after="40" w:before="0"/>
-      </w:pPr>
-      <w:r>
-        <w:t xml:space="preserve">   Step 3 (Check): The answer does not match the math rule from class.</w:t>
+        <w:t xml:space="preserve">7. Spot the Common Mistake</w:t>
+      </w:r>
+    </w:p>
+    <w:p>
+      <w:pPr>
+        <w:spacing w:after="40" w:before="0"/>
+      </w:pPr>
+      <w:r>
+        <w:t xml:space="preserve">   Step 1 (Data set): A swimmer's lap times: 2, 5, 8, 9. Mean = (2 + 5 + 8 + 9) ÷ 4 = 24 ÷ 4 = 6.</w:t>
+      </w:r>
+    </w:p>
+    <w:p>
+      <w:pPr>
+        <w:spacing w:after="40" w:before="0"/>
+      </w:pPr>
+      <w:r>
+        <w:t xml:space="preserve">   Step 2 (Find each absolute deviation): |2 − 6| = 4, |5 − 6| = 1, |8 − 6| = 2, |9 − 6| = 3</w:t>
+      </w:r>
+    </w:p>
+    <w:p>
+      <w:pPr>
+        <w:spacing w:after="40" w:before="0"/>
+      </w:pPr>
+      <w:r>
+        <w:t xml:space="preserve">   Step 3 (Find the MAD): Sum of absolute deviations = 4 + 1 + 2 + 3 = 10. MAD = 10 ÷ 3 ≈ 3.33</w:t>
       </w:r>
     </w:p>
     <w:p>
@@ -1553,7 +1553,7 @@
           <w:i/>
           <w:iCs/>
         </w:rPr>
-        <w:t xml:space="preserve">     Watch for: A common mistake in Mean Absolute Deviation is skipping the key idea: "MAD = the average of how far each number is from the mean (always a positive distance)." — always check your work against this rule before you submit.</w:t>
+        <w:t xml:space="preserve">     Watch for: A common mistake in Mean Absolute Deviation is adding the signed deviations (value − mean) instead of their absolute values, so the positives and negatives cancel out to 0. For 6, 8, 10, 12 (mean = 9), the deviations are −3, −1, 1, 3 — they sum to 0, but that is NOT the MAD. Before averaging, take the absolute value of every deviation so each becomes a positive distance: |−3| = 3, |−1| = 1, |1| = 1, |3| = 3. Sum = 8, so MAD = 8 ÷ 4 = 2. A MAD of exactly 0 is a warning sign — it only happens if every value in the data set equals the mean.</w:t>
       </w:r>
     </w:p>
     <w:p>
@@ -1585,7 +1585,7 @@
           <w:i/>
           <w:iCs/>
         </w:rPr>
-        <w:t xml:space="preserve">     Watch for: A common mistake in Mean Absolute Deviation is skipping the key idea: "MAD = the average of how far each number is from the mean (always a positive distance)." — always check your work against this rule before you submit.</w:t>
+        <w:t xml:space="preserve">     Watch for: A common mistake in Mean Absolute Deviation is adding the signed deviations (value − mean) instead of their absolute values, so the positives and negatives cancel out to 0. For 6, 8, 10, 12 (mean = 9), the deviations are −3, −1, 1, 3 — they sum to 0, but that is NOT the MAD. Before averaging, take the absolute value of every deviation so each becomes a positive distance: |−3| = 3, |−1| = 1, |1| = 1, |3| = 3. Sum = 8, so MAD = 8 ÷ 4 = 2. A MAD of exactly 0 is a warning sign — it only happens if every value in the data set equals the mean.</w:t>
       </w:r>
     </w:p>
     <w:p>
@@ -1789,35 +1789,35 @@
           <w:i/>
           <w:iCs/>
         </w:rPr>
-        <w:t xml:space="preserve">     Watch for: A common mistake in Mean Absolute Deviation is skipping the key idea: "MAD = the average of how far each number is from the mean (always a positive distance)." — always check your work against this rule before you submit.</w:t>
-      </w:r>
-    </w:p>
-    <w:p>
-      <w:pPr>
-        <w:spacing w:after="40" w:before="0"/>
-      </w:pPr>
-      <w:r>
-        <w:rPr>
-          <w:b/>
-          <w:bCs/>
-        </w:rPr>
-        <w:t xml:space="preserve">7. onLevel — Spot the Common Mistake</w:t>
-      </w:r>
-    </w:p>
-    <w:p>
-      <w:pPr>
-        <w:spacing w:after="20" w:before="0"/>
-      </w:pPr>
-      <w:r>
-        <w:t xml:space="preserve">     The mistake is in Step 2.</w:t>
-      </w:r>
-    </w:p>
-    <w:p>
-      <w:pPr>
-        <w:spacing w:after="20" w:before="0"/>
-      </w:pPr>
-      <w:r>
-        <w:t xml:space="preserve">     Correct work: Follow the key idea: MAD = the average of how far each number is from the mean (always a positive distance).</w:t>
+        <w:t xml:space="preserve">     Watch for: A common mistake in Mean Absolute Deviation is adding the signed deviations (value − mean) instead of their absolute values, so the positives and negatives cancel out to 0. For 6, 8, 10, 12 (mean = 9), the deviations are −3, −1, 1, 3 — they sum to 0, but that is NOT the MAD. Before averaging, take the absolute value of every deviation so each becomes a positive distance: |−3| = 3, |−1| = 1, |1| = 1, |3| = 3. Sum = 8, so MAD = 8 ÷ 4 = 2. A MAD of exactly 0 is a warning sign — it only happens if every value in the data set equals the mean.</w:t>
+      </w:r>
+    </w:p>
+    <w:p>
+      <w:pPr>
+        <w:spacing w:after="40" w:before="0"/>
+      </w:pPr>
+      <w:r>
+        <w:rPr>
+          <w:b/>
+          <w:bCs/>
+        </w:rPr>
+        <w:t xml:space="preserve">7. Spot the Common Mistake</w:t>
+      </w:r>
+    </w:p>
+    <w:p>
+      <w:pPr>
+        <w:spacing w:after="20" w:before="0"/>
+      </w:pPr>
+      <w:r>
+        <w:t xml:space="preserve">     The mistake is in Step 3.</w:t>
+      </w:r>
+    </w:p>
+    <w:p>
+      <w:pPr>
+        <w:spacing w:after="20" w:before="0"/>
+      </w:pPr>
+      <w:r>
+        <w:t xml:space="preserve">     Correct work: Divide by the NUMBER OF VALUES, not one less. There are 4 values, so MAD = 10 ÷ 4 = 2.5. The student divided by 3 instead of 4.</w:t>
       </w:r>
     </w:p>
     <w:p>
@@ -1849,7 +1849,7 @@
           <w:i/>
           <w:iCs/>
         </w:rPr>
-        <w:t xml:space="preserve">     Watch for: A common mistake in Mean Absolute Deviation is skipping the key idea: "MAD = the average of how far each number is from the mean (always a positive distance)." — always check your work against this rule before you submit.</w:t>
+        <w:t xml:space="preserve">     Watch for: A common mistake in Mean Absolute Deviation is adding the signed deviations (value − mean) instead of their absolute values, so the positives and negatives cancel out to 0. For 6, 8, 10, 12 (mean = 9), the deviations are −3, −1, 1, 3 — they sum to 0, but that is NOT the MAD. Before averaging, take the absolute value of every deviation so each becomes a positive distance: |−3| = 3, |−1| = 1, |1| = 1, |3| = 3. Sum = 8, so MAD = 8 ÷ 4 = 2. A MAD of exactly 0 is a warning sign — it only happens if every value in the data set equals the mean.</w:t>
       </w:r>
     </w:p>
     <w:p>
@@ -1881,7 +1881,7 @@
           <w:i/>
           <w:iCs/>
         </w:rPr>
-        <w:t xml:space="preserve">     Watch for: A common mistake in Mean Absolute Deviation is skipping the key idea: "MAD = the average of how far each number is from the mean (always a positive distance)." — always check your work against this rule before you submit.</w:t>
+        <w:t xml:space="preserve">     Watch for: A common mistake in Mean Absolute Deviation is adding the signed deviations (value − mean) instead of their absolute values, so the positives and negatives cancel out to 0. For 6, 8, 10, 12 (mean = 9), the deviations are −3, −1, 1, 3 — they sum to 0, but that is NOT the MAD. Before averaging, take the absolute value of every deviation so each becomes a positive distance: |−3| = 3, |−1| = 1, |1| = 1, |3| = 3. Sum = 8, so MAD = 8 ÷ 4 = 2. A MAD of exactly 0 is a warning sign — it only happens if every value in the data set equals the mean.</w:t>
       </w:r>
     </w:p>
     <w:p>

--- a/lessons/8-3/homework.docx
+++ b/lessons/8-3/homework.docx
@@ -12,7 +12,7 @@
           <w:b/>
           <w:bCs/>
         </w:rPr>
-        <w:t xml:space="preserve">Mean Absolute Deviation — Homework</w:t>
+        <w:t xml:space="preserve">Solve Multiplication and Division Equations — Homework</w:t>
       </w:r>
     </w:p>
     <w:p>
@@ -24,7 +24,7 @@
           <w:i/>
           <w:iCs/>
         </w:rPr>
-        <w:t xml:space="preserve">Lesson 8-3  •  Standard 6.DS.6c</w:t>
+        <w:t xml:space="preserve">Lesson 7-3  •  Standard 6.AT.8</w:t>
       </w:r>
     </w:p>
     <w:p>
@@ -80,7 +80,7 @@
         <w:spacing w:after="60" w:before="0"/>
       </w:pPr>
       <w:r>
-        <w:t xml:space="preserve">Content: I can find the mean absolute deviation (MAD) to describe how spread out data is.</w:t>
+        <w:t xml:space="preserve">Content: I can solve one-step multiplication and division equations using inverse operations.</w:t>
       </w:r>
     </w:p>
     <w:p>
@@ -88,7 +88,7 @@
         <w:spacing w:after="60" w:before="0"/>
       </w:pPr>
       <w:r>
-        <w:t xml:space="preserve">Language: I can explain my work using the words mean absolute deviation, deviation, absolute value, and spread.</w:t>
+        <w:t xml:space="preserve">Language: I can explain my steps using the words inverse operation, multiply, divide, and isolate.</w:t>
       </w:r>
     </w:p>
     <w:p>
@@ -161,10 +161,136 @@
           <w:b/>
           <w:bCs/>
         </w:rPr>
-        <w:t xml:space="preserve">Mean Absolute Deviation (Desviación media absoluta)</w:t>
-      </w:r>
-      <w:r>
-        <w:t xml:space="preserve"> — The average distance of each number from the mean.</w:t>
+        <w:t xml:space="preserve">Inverse operation (Operación inversa)</w:t>
+      </w:r>
+      <w:r>
+        <w:t xml:space="preserve"> — Two math actions that undo each other, like × and ÷.</w:t>
+      </w:r>
+    </w:p>
+    <w:p>
+      <w:pPr>
+        <w:keepNext/>
+        <w:spacing w:after="20" w:before="80"/>
+        <w:jc w:val="center"/>
+      </w:pPr>
+      <w:r>
+        <w:drawing>
+          <wp:inline distT="0" distB="0" distL="0" distR="0">
+            <wp:extent cx="1047750" cy="790575"/>
+            <wp:effectExtent t="0" r="0" b="0" l="0"/>
+            <wp:docPr id="1" name="" descr="" title=""/>
+            <wp:cNvGraphicFramePr>
+              <a:graphicFrameLocks xmlns:a="http://schemas.openxmlformats.org/drawingml/2006/main" noChangeAspect="1"/>
+            </wp:cNvGraphicFramePr>
+            <a:graphic xmlns:a="http://schemas.openxmlformats.org/drawingml/2006/main">
+              <a:graphicData uri="http://schemas.openxmlformats.org/drawingml/2006/picture">
+                <pic:pic xmlns:pic="http://schemas.openxmlformats.org/drawingml/2006/picture">
+                  <pic:nvPicPr>
+                    <pic:cNvPr id="0" name="" descr=""/>
+                    <pic:cNvPicPr>
+                      <a:picLocks noChangeAspect="1" noChangeArrowheads="1"/>
+                    </pic:cNvPicPr>
+                  </pic:nvPicPr>
+                  <pic:blipFill>
+                    <a:blip r:embed="rId8" cstate="none"/>
+                    <a:srcRect/>
+                    <a:stretch>
+                      <a:fillRect/>
+                    </a:stretch>
+                  </pic:blipFill>
+                  <pic:spPr bwMode="auto">
+                    <a:xfrm>
+                      <a:off x="0" y="0"/>
+                      <a:ext cx="1047750" cy="790575"/>
+                    </a:xfrm>
+                    <a:prstGeom prst="rect">
+                      <a:avLst/>
+                    </a:prstGeom>
+                  </pic:spPr>
+                </pic:pic>
+              </a:graphicData>
+            </a:graphic>
+          </wp:inline>
+        </w:drawing>
+      </w:r>
+    </w:p>
+    <w:p>
+      <w:pPr>
+        <w:keepNext/>
+        <w:spacing w:after="120"/>
+      </w:pPr>
+      <w:r>
+        <w:rPr>
+          <w:b/>
+          <w:bCs/>
+        </w:rPr>
+        <w:t xml:space="preserve">Multiply (Multiplicar)</w:t>
+      </w:r>
+      <w:r>
+        <w:t xml:space="preserve"> — To add equal groups again and again.</w:t>
+      </w:r>
+    </w:p>
+    <w:p>
+      <w:pPr>
+        <w:keepNext/>
+        <w:spacing w:after="20" w:before="80"/>
+        <w:jc w:val="center"/>
+      </w:pPr>
+      <w:r>
+        <w:drawing>
+          <wp:inline distT="0" distB="0" distL="0" distR="0">
+            <wp:extent cx="1047750" cy="790575"/>
+            <wp:effectExtent t="0" r="0" b="0" l="0"/>
+            <wp:docPr id="1" name="" descr="" title=""/>
+            <wp:cNvGraphicFramePr>
+              <a:graphicFrameLocks xmlns:a="http://schemas.openxmlformats.org/drawingml/2006/main" noChangeAspect="1"/>
+            </wp:cNvGraphicFramePr>
+            <a:graphic xmlns:a="http://schemas.openxmlformats.org/drawingml/2006/main">
+              <a:graphicData uri="http://schemas.openxmlformats.org/drawingml/2006/picture">
+                <pic:pic xmlns:pic="http://schemas.openxmlformats.org/drawingml/2006/picture">
+                  <pic:nvPicPr>
+                    <pic:cNvPr id="0" name="" descr=""/>
+                    <pic:cNvPicPr>
+                      <a:picLocks noChangeAspect="1" noChangeArrowheads="1"/>
+                    </pic:cNvPicPr>
+                  </pic:nvPicPr>
+                  <pic:blipFill>
+                    <a:blip r:embed="rId9" cstate="none"/>
+                    <a:srcRect/>
+                    <a:stretch>
+                      <a:fillRect/>
+                    </a:stretch>
+                  </pic:blipFill>
+                  <pic:spPr bwMode="auto">
+                    <a:xfrm>
+                      <a:off x="0" y="0"/>
+                      <a:ext cx="1047750" cy="790575"/>
+                    </a:xfrm>
+                    <a:prstGeom prst="rect">
+                      <a:avLst/>
+                    </a:prstGeom>
+                  </pic:spPr>
+                </pic:pic>
+              </a:graphicData>
+            </a:graphic>
+          </wp:inline>
+        </w:drawing>
+      </w:r>
+    </w:p>
+    <w:p>
+      <w:pPr>
+        <w:keepNext/>
+        <w:spacing w:after="120"/>
+      </w:pPr>
+      <w:r>
+        <w:rPr>
+          <w:b/>
+          <w:bCs/>
+        </w:rPr>
+        <w:t xml:space="preserve">Divide (Dividir)</w:t>
+      </w:r>
+      <w:r>
+        <w:t xml:space="preserve"> — To split into equal groups.</w:t>
       </w:r>
     </w:p>
     <w:p>
@@ -224,136 +350,10 @@
           <w:b/>
           <w:bCs/>
         </w:rPr>
-        <w:t xml:space="preserve">Deviation (Desviación)</w:t>
-      </w:r>
-      <w:r>
-        <w:t xml:space="preserve"> — How far a number is from the mean.</w:t>
-      </w:r>
-    </w:p>
-    <w:p>
-      <w:pPr>
-        <w:keepNext/>
-        <w:spacing w:after="20" w:before="80"/>
-        <w:jc w:val="center"/>
-      </w:pPr>
-      <w:r>
-        <w:drawing>
-          <wp:inline distT="0" distB="0" distL="0" distR="0">
-            <wp:extent cx="1047750" cy="790575"/>
-            <wp:effectExtent t="0" r="0" b="0" l="0"/>
-            <wp:docPr id="1" name="" descr="" title=""/>
-            <wp:cNvGraphicFramePr>
-              <a:graphicFrameLocks xmlns:a="http://schemas.openxmlformats.org/drawingml/2006/main" noChangeAspect="1"/>
-            </wp:cNvGraphicFramePr>
-            <a:graphic xmlns:a="http://schemas.openxmlformats.org/drawingml/2006/main">
-              <a:graphicData uri="http://schemas.openxmlformats.org/drawingml/2006/picture">
-                <pic:pic xmlns:pic="http://schemas.openxmlformats.org/drawingml/2006/picture">
-                  <pic:nvPicPr>
-                    <pic:cNvPr id="0" name="" descr=""/>
-                    <pic:cNvPicPr>
-                      <a:picLocks noChangeAspect="1" noChangeArrowheads="1"/>
-                    </pic:cNvPicPr>
-                  </pic:nvPicPr>
-                  <pic:blipFill>
-                    <a:blip r:embed="rId8" cstate="none"/>
-                    <a:srcRect/>
-                    <a:stretch>
-                      <a:fillRect/>
-                    </a:stretch>
-                  </pic:blipFill>
-                  <pic:spPr bwMode="auto">
-                    <a:xfrm>
-                      <a:off x="0" y="0"/>
-                      <a:ext cx="1047750" cy="790575"/>
-                    </a:xfrm>
-                    <a:prstGeom prst="rect">
-                      <a:avLst/>
-                    </a:prstGeom>
-                  </pic:spPr>
-                </pic:pic>
-              </a:graphicData>
-            </a:graphic>
-          </wp:inline>
-        </w:drawing>
-      </w:r>
-    </w:p>
-    <w:p>
-      <w:pPr>
-        <w:keepNext/>
-        <w:spacing w:after="120"/>
-      </w:pPr>
-      <w:r>
-        <w:rPr>
-          <w:b/>
-          <w:bCs/>
-        </w:rPr>
-        <w:t xml:space="preserve">Absolute Value (Valor absoluto)</w:t>
-      </w:r>
-      <w:r>
-        <w:t xml:space="preserve"> — How far a number is from zero. It is always positive.</w:t>
-      </w:r>
-    </w:p>
-    <w:p>
-      <w:pPr>
-        <w:keepNext/>
-        <w:spacing w:after="20" w:before="80"/>
-        <w:jc w:val="center"/>
-      </w:pPr>
-      <w:r>
-        <w:drawing>
-          <wp:inline distT="0" distB="0" distL="0" distR="0">
-            <wp:extent cx="1047750" cy="790575"/>
-            <wp:effectExtent t="0" r="0" b="0" l="0"/>
-            <wp:docPr id="1" name="" descr="" title=""/>
-            <wp:cNvGraphicFramePr>
-              <a:graphicFrameLocks xmlns:a="http://schemas.openxmlformats.org/drawingml/2006/main" noChangeAspect="1"/>
-            </wp:cNvGraphicFramePr>
-            <a:graphic xmlns:a="http://schemas.openxmlformats.org/drawingml/2006/main">
-              <a:graphicData uri="http://schemas.openxmlformats.org/drawingml/2006/picture">
-                <pic:pic xmlns:pic="http://schemas.openxmlformats.org/drawingml/2006/picture">
-                  <pic:nvPicPr>
-                    <pic:cNvPr id="0" name="" descr=""/>
-                    <pic:cNvPicPr>
-                      <a:picLocks noChangeAspect="1" noChangeArrowheads="1"/>
-                    </pic:cNvPicPr>
-                  </pic:nvPicPr>
-                  <pic:blipFill>
-                    <a:blip r:embed="rId9" cstate="none"/>
-                    <a:srcRect/>
-                    <a:stretch>
-                      <a:fillRect/>
-                    </a:stretch>
-                  </pic:blipFill>
-                  <pic:spPr bwMode="auto">
-                    <a:xfrm>
-                      <a:off x="0" y="0"/>
-                      <a:ext cx="1047750" cy="790575"/>
-                    </a:xfrm>
-                    <a:prstGeom prst="rect">
-                      <a:avLst/>
-                    </a:prstGeom>
-                  </pic:spPr>
-                </pic:pic>
-              </a:graphicData>
-            </a:graphic>
-          </wp:inline>
-        </w:drawing>
-      </w:r>
-    </w:p>
-    <w:p>
-      <w:pPr>
-        <w:keepNext/>
-        <w:spacing w:after="120"/>
-      </w:pPr>
-      <w:r>
-        <w:rPr>
-          <w:b/>
-          <w:bCs/>
-        </w:rPr>
-        <w:t xml:space="preserve">Spread (Dispersión)</w:t>
-      </w:r>
-      <w:r>
-        <w:t xml:space="preserve"> — How far apart the numbers are.</w:t>
+        <w:t xml:space="preserve">Isolate (Despejar)</w:t>
+      </w:r>
+      <w:r>
+        <w:t xml:space="preserve"> — To get the letter by itself on one side.</w:t>
       </w:r>
     </w:p>
     <w:p>
@@ -413,10 +413,10 @@
           <w:b/>
           <w:bCs/>
         </w:rPr>
-        <w:t xml:space="preserve">Data distribution (Distribución de datos)</w:t>
-      </w:r>
-      <w:r>
-        <w:t xml:space="preserve"> — How the data looks: where it sits and how spread out it is.</w:t>
+        <w:t xml:space="preserve">Coefficient (Coeficiente)</w:t>
+      </w:r>
+      <w:r>
+        <w:t xml:space="preserve"> — The number multiplied by a variable.</w:t>
       </w:r>
     </w:p>
     <w:p>
@@ -444,7 +444,7 @@
                     </pic:cNvPicPr>
                   </pic:nvPicPr>
                   <pic:blipFill>
-                    <a:blip r:embed="rId9" cstate="none"/>
+                    <a:blip r:embed="rId7" cstate="none"/>
                     <a:srcRect/>
                     <a:stretch>
                       <a:fillRect/>
@@ -476,10 +476,10 @@
           <w:b/>
           <w:bCs/>
         </w:rPr>
-        <w:t xml:space="preserve">Variability (Variabilidad)</w:t>
-      </w:r>
-      <w:r>
-        <w:t xml:space="preserve"> — How spread out the numbers are.</w:t>
+        <w:t xml:space="preserve">Solution (Solución)</w:t>
+      </w:r>
+      <w:r>
+        <w:t xml:space="preserve"> — The value of the variable that makes the equation true.</w:t>
       </w:r>
     </w:p>
     <w:p>
@@ -516,39 +516,39 @@
           <w:b/>
           <w:bCs/>
         </w:rPr>
-        <w:t xml:space="preserve">1. The mean of a data set is 15. One value is 11. What is the absolute deviation of that value from the mean?</w:t>
-      </w:r>
-    </w:p>
-    <w:p>
-      <w:pPr>
-        <w:spacing w:after="40" w:before="0"/>
-      </w:pPr>
-      <w:r>
-        <w:t xml:space="preserve">     A. 4</w:t>
-      </w:r>
-    </w:p>
-    <w:p>
-      <w:pPr>
-        <w:spacing w:after="40" w:before="0"/>
-      </w:pPr>
-      <w:r>
-        <w:t xml:space="preserve">     B. −4</w:t>
-      </w:r>
-    </w:p>
-    <w:p>
-      <w:pPr>
-        <w:spacing w:after="40" w:before="0"/>
-      </w:pPr>
-      <w:r>
-        <w:t xml:space="preserve">     C. 26</w:t>
-      </w:r>
-    </w:p>
-    <w:p>
-      <w:pPr>
-        <w:spacing w:after="40" w:before="0"/>
-      </w:pPr>
-      <w:r>
-        <w:t xml:space="preserve">     D. 11</w:t>
+        <w:t xml:space="preserve">1. Solve: 6x = 42</w:t>
+      </w:r>
+    </w:p>
+    <w:p>
+      <w:pPr>
+        <w:spacing w:after="40" w:before="0"/>
+      </w:pPr>
+      <w:r>
+        <w:t xml:space="preserve">     A. x = 7</w:t>
+      </w:r>
+    </w:p>
+    <w:p>
+      <w:pPr>
+        <w:spacing w:after="40" w:before="0"/>
+      </w:pPr>
+      <w:r>
+        <w:t xml:space="preserve">     B. x = 48</w:t>
+      </w:r>
+    </w:p>
+    <w:p>
+      <w:pPr>
+        <w:spacing w:after="40" w:before="0"/>
+      </w:pPr>
+      <w:r>
+        <w:t xml:space="preserve">     C. x = 36</w:t>
+      </w:r>
+    </w:p>
+    <w:p>
+      <w:pPr>
+        <w:spacing w:after="40" w:before="0"/>
+      </w:pPr>
+      <w:r>
+        <w:t xml:space="preserve">     D. x = 252</w:t>
       </w:r>
     </w:p>
     <w:p>
@@ -571,39 +571,39 @@
           <w:b/>
           <w:bCs/>
         </w:rPr>
-        <w:t xml:space="preserve">2. A data set has absolute deviations of 3, 1, 5, 2, 4. What is the MAD?</w:t>
-      </w:r>
-    </w:p>
-    <w:p>
-      <w:pPr>
-        <w:spacing w:after="40" w:before="0"/>
-      </w:pPr>
-      <w:r>
-        <w:t xml:space="preserve">     A. 3</w:t>
-      </w:r>
-    </w:p>
-    <w:p>
-      <w:pPr>
-        <w:spacing w:after="40" w:before="0"/>
-      </w:pPr>
-      <w:r>
-        <w:t xml:space="preserve">     B. 5</w:t>
-      </w:r>
-    </w:p>
-    <w:p>
-      <w:pPr>
-        <w:spacing w:after="40" w:before="0"/>
-      </w:pPr>
-      <w:r>
-        <w:t xml:space="preserve">     C. 15</w:t>
-      </w:r>
-    </w:p>
-    <w:p>
-      <w:pPr>
-        <w:spacing w:after="40" w:before="0"/>
-      </w:pPr>
-      <w:r>
-        <w:t xml:space="preserve">     D. 1</w:t>
+        <w:t xml:space="preserve">2. Solve: n / 3 = 8</w:t>
+      </w:r>
+    </w:p>
+    <w:p>
+      <w:pPr>
+        <w:spacing w:after="40" w:before="0"/>
+      </w:pPr>
+      <w:r>
+        <w:t xml:space="preserve">     A. n = 24</w:t>
+      </w:r>
+    </w:p>
+    <w:p>
+      <w:pPr>
+        <w:spacing w:after="40" w:before="0"/>
+      </w:pPr>
+      <w:r>
+        <w:t xml:space="preserve">     B. n = 11</w:t>
+      </w:r>
+    </w:p>
+    <w:p>
+      <w:pPr>
+        <w:spacing w:after="40" w:before="0"/>
+      </w:pPr>
+      <w:r>
+        <w:t xml:space="preserve">     C. n = 5</w:t>
+      </w:r>
+    </w:p>
+    <w:p>
+      <w:pPr>
+        <w:spacing w:after="40" w:before="0"/>
+      </w:pPr>
+      <w:r>
+        <w:t xml:space="preserve">     D. n = 3</w:t>
       </w:r>
     </w:p>
     <w:p>
@@ -626,7 +626,7 @@
           <w:b/>
           <w:bCs/>
         </w:rPr>
-        <w:t xml:space="preserve">3. Complete the table.</w:t>
+        <w:t xml:space="preserve">3. Solve each equation, show your work, and check.</w:t>
       </w:r>
     </w:p>
     <w:tbl>
@@ -645,6 +645,7 @@
         <w:gridCol w:w="100"/>
         <w:gridCol w:w="100"/>
         <w:gridCol w:w="100"/>
+        <w:gridCol w:w="100"/>
       </w:tblGrid>
       <w:tr>
         <w:trPr>
@@ -652,7 +653,7 @@
         </w:trPr>
         <w:tc>
           <w:tcPr>
-            <w:tcW w:type="pct" w:w="33%"/>
+            <w:tcW w:type="pct" w:w="25%"/>
           </w:tcPr>
           <w:p>
             <w:r>
@@ -660,13 +661,13 @@
                 <w:b/>
                 <w:bCs/>
               </w:rPr>
-              <w:t xml:space="preserve">Score</w:t>
-            </w:r>
-          </w:p>
-        </w:tc>
-        <w:tc>
-          <w:tcPr>
-            <w:tcW w:type="pct" w:w="33%"/>
+              <w:t xml:space="preserve">Equation</w:t>
+            </w:r>
+          </w:p>
+        </w:tc>
+        <w:tc>
+          <w:tcPr>
+            <w:tcW w:type="pct" w:w="25%"/>
           </w:tcPr>
           <w:p>
             <w:r>
@@ -674,13 +675,13 @@
                 <w:b/>
                 <w:bCs/>
               </w:rPr>
-              <w:t xml:space="preserve">Deviation (Score − Mean)</w:t>
-            </w:r>
-          </w:p>
-        </w:tc>
-        <w:tc>
-          <w:tcPr>
-            <w:tcW w:type="pct" w:w="33%"/>
+              <w:t xml:space="preserve">Work</w:t>
+            </w:r>
+          </w:p>
+        </w:tc>
+        <w:tc>
+          <w:tcPr>
+            <w:tcW w:type="pct" w:w="25%"/>
           </w:tcPr>
           <w:p>
             <w:r>
@@ -688,7 +689,21 @@
                 <w:b/>
                 <w:bCs/>
               </w:rPr>
-              <w:t xml:space="preserve">Absolute Deviation</w:t>
+              <w:t xml:space="preserve">Solution</w:t>
+            </w:r>
+          </w:p>
+        </w:tc>
+        <w:tc>
+          <w:tcPr>
+            <w:tcW w:type="pct" w:w="25%"/>
+          </w:tcPr>
+          <w:p>
+            <w:r>
+              <w:rPr>
+                <w:b/>
+                <w:bCs/>
+              </w:rPr>
+              <w:t xml:space="preserve">Check</w:t>
             </w:r>
           </w:p>
         </w:tc>
@@ -696,7 +711,7 @@
       <w:tr>
         <w:tc>
           <w:tcPr>
-            <w:tcW w:type="pct" w:w="33%"/>
+            <w:tcW w:type="pct" w:w="25%"/>
           </w:tcPr>
           <w:p>
             <w:r>
@@ -704,13 +719,13 @@
                 <w:b w:val="false"/>
                 <w:bCs w:val="false"/>
               </w:rPr>
-              <w:t xml:space="preserve">12</w:t>
-            </w:r>
-          </w:p>
-        </w:tc>
-        <w:tc>
-          <w:tcPr>
-            <w:tcW w:type="pct" w:w="33%"/>
+              <w:t xml:space="preserve">8m = 56</w:t>
+            </w:r>
+          </w:p>
+        </w:tc>
+        <w:tc>
+          <w:tcPr>
+            <w:tcW w:type="pct" w:w="25%"/>
           </w:tcPr>
           <w:p>
             <w:r>
@@ -718,13 +733,13 @@
                 <w:b w:val="false"/>
                 <w:bCs w:val="false"/>
               </w:rPr>
-              <w:t xml:space="preserve"> </w:t>
-            </w:r>
-          </w:p>
-        </w:tc>
-        <w:tc>
-          <w:tcPr>
-            <w:tcW w:type="pct" w:w="33%"/>
+              <w:t xml:space="preserve">56 ÷ 8</w:t>
+            </w:r>
+          </w:p>
+        </w:tc>
+        <w:tc>
+          <w:tcPr>
+            <w:tcW w:type="pct" w:w="25%"/>
           </w:tcPr>
           <w:p>
             <w:r>
@@ -732,15 +747,13 @@
                 <w:b w:val="false"/>
                 <w:bCs w:val="false"/>
               </w:rPr>
-              <w:t xml:space="preserve"> </w:t>
-            </w:r>
-          </w:p>
-        </w:tc>
-      </w:tr>
-      <w:tr>
-        <w:tc>
-          <w:tcPr>
-            <w:tcW w:type="pct" w:w="33%"/>
+              <w:t xml:space="preserve">m = 7</w:t>
+            </w:r>
+          </w:p>
+        </w:tc>
+        <w:tc>
+          <w:tcPr>
+            <w:tcW w:type="pct" w:w="25%"/>
           </w:tcPr>
           <w:p>
             <w:r>
@@ -748,13 +761,15 @@
                 <w:b w:val="false"/>
                 <w:bCs w:val="false"/>
               </w:rPr>
-              <w:t xml:space="preserve">8</w:t>
-            </w:r>
-          </w:p>
-        </w:tc>
-        <w:tc>
-          <w:tcPr>
-            <w:tcW w:type="pct" w:w="33%"/>
+              <w:t xml:space="preserve">8 × 7 = 56 ✓</w:t>
+            </w:r>
+          </w:p>
+        </w:tc>
+      </w:tr>
+      <w:tr>
+        <w:tc>
+          <w:tcPr>
+            <w:tcW w:type="pct" w:w="25%"/>
           </w:tcPr>
           <w:p>
             <w:r>
@@ -762,13 +777,13 @@
                 <w:b w:val="false"/>
                 <w:bCs w:val="false"/>
               </w:rPr>
-              <w:t xml:space="preserve"> </w:t>
-            </w:r>
-          </w:p>
-        </w:tc>
-        <w:tc>
-          <w:tcPr>
-            <w:tcW w:type="pct" w:w="33%"/>
+              <w:t xml:space="preserve">y / 6 = 11</w:t>
+            </w:r>
+          </w:p>
+        </w:tc>
+        <w:tc>
+          <w:tcPr>
+            <w:tcW w:type="pct" w:w="25%"/>
           </w:tcPr>
           <w:p>
             <w:r>
@@ -776,15 +791,13 @@
                 <w:b w:val="false"/>
                 <w:bCs w:val="false"/>
               </w:rPr>
-              <w:t xml:space="preserve"> </w:t>
-            </w:r>
-          </w:p>
-        </w:tc>
-      </w:tr>
-      <w:tr>
-        <w:tc>
-          <w:tcPr>
-            <w:tcW w:type="pct" w:w="33%"/>
+              <w:t xml:space="preserve">11 × 6</w:t>
+            </w:r>
+          </w:p>
+        </w:tc>
+        <w:tc>
+          <w:tcPr>
+            <w:tcW w:type="pct" w:w="25%"/>
           </w:tcPr>
           <w:p>
             <w:r>
@@ -792,13 +805,13 @@
                 <w:b w:val="false"/>
                 <w:bCs w:val="false"/>
               </w:rPr>
-              <w:t xml:space="preserve">10</w:t>
-            </w:r>
-          </w:p>
-        </w:tc>
-        <w:tc>
-          <w:tcPr>
-            <w:tcW w:type="pct" w:w="33%"/>
+              <w:t xml:space="preserve">y = 66</w:t>
+            </w:r>
+          </w:p>
+        </w:tc>
+        <w:tc>
+          <w:tcPr>
+            <w:tcW w:type="pct" w:w="25%"/>
           </w:tcPr>
           <w:p>
             <w:r>
@@ -806,13 +819,15 @@
                 <w:b w:val="false"/>
                 <w:bCs w:val="false"/>
               </w:rPr>
-              <w:t xml:space="preserve"> </w:t>
-            </w:r>
-          </w:p>
-        </w:tc>
-        <w:tc>
-          <w:tcPr>
-            <w:tcW w:type="pct" w:w="33%"/>
+              <w:t xml:space="preserve">66 / 6 = 11 ✓</w:t>
+            </w:r>
+          </w:p>
+        </w:tc>
+      </w:tr>
+      <w:tr>
+        <w:tc>
+          <w:tcPr>
+            <w:tcW w:type="pct" w:w="25%"/>
           </w:tcPr>
           <w:p>
             <w:r>
@@ -820,15 +835,13 @@
                 <w:b w:val="false"/>
                 <w:bCs w:val="false"/>
               </w:rPr>
-              <w:t xml:space="preserve"> </w:t>
-            </w:r>
-          </w:p>
-        </w:tc>
-      </w:tr>
-      <w:tr>
-        <w:tc>
-          <w:tcPr>
-            <w:tcW w:type="pct" w:w="33%"/>
+              <w:t xml:space="preserve">12k = 96</w:t>
+            </w:r>
+          </w:p>
+        </w:tc>
+        <w:tc>
+          <w:tcPr>
+            <w:tcW w:type="pct" w:w="25%"/>
           </w:tcPr>
           <w:p>
             <w:r>
@@ -836,13 +849,13 @@
                 <w:b w:val="false"/>
                 <w:bCs w:val="false"/>
               </w:rPr>
-              <w:t xml:space="preserve">14</w:t>
-            </w:r>
-          </w:p>
-        </w:tc>
-        <w:tc>
-          <w:tcPr>
-            <w:tcW w:type="pct" w:w="33%"/>
+              <w:t xml:space="preserve">96 ÷ 12</w:t>
+            </w:r>
+          </w:p>
+        </w:tc>
+        <w:tc>
+          <w:tcPr>
+            <w:tcW w:type="pct" w:w="25%"/>
           </w:tcPr>
           <w:p>
             <w:r>
@@ -850,13 +863,13 @@
                 <w:b w:val="false"/>
                 <w:bCs w:val="false"/>
               </w:rPr>
-              <w:t xml:space="preserve"> </w:t>
-            </w:r>
-          </w:p>
-        </w:tc>
-        <w:tc>
-          <w:tcPr>
-            <w:tcW w:type="pct" w:w="33%"/>
+              <w:t xml:space="preserve">k = 8</w:t>
+            </w:r>
+          </w:p>
+        </w:tc>
+        <w:tc>
+          <w:tcPr>
+            <w:tcW w:type="pct" w:w="25%"/>
           </w:tcPr>
           <w:p>
             <w:r>
@@ -864,51 +877,7 @@
                 <w:b w:val="false"/>
                 <w:bCs w:val="false"/>
               </w:rPr>
-              <w:t xml:space="preserve"> </w:t>
-            </w:r>
-          </w:p>
-        </w:tc>
-      </w:tr>
-      <w:tr>
-        <w:tc>
-          <w:tcPr>
-            <w:tcW w:type="pct" w:w="33%"/>
-          </w:tcPr>
-          <w:p>
-            <w:r>
-              <w:rPr>
-                <w:b w:val="false"/>
-                <w:bCs w:val="false"/>
-              </w:rPr>
-              <w:t xml:space="preserve">6</w:t>
-            </w:r>
-          </w:p>
-        </w:tc>
-        <w:tc>
-          <w:tcPr>
-            <w:tcW w:type="pct" w:w="33%"/>
-          </w:tcPr>
-          <w:p>
-            <w:r>
-              <w:rPr>
-                <w:b w:val="false"/>
-                <w:bCs w:val="false"/>
-              </w:rPr>
-              <w:t xml:space="preserve"> </w:t>
-            </w:r>
-          </w:p>
-        </w:tc>
-        <w:tc>
-          <w:tcPr>
-            <w:tcW w:type="pct" w:w="33%"/>
-          </w:tcPr>
-          <w:p>
-            <w:r>
-              <w:rPr>
-                <w:b w:val="false"/>
-                <w:bCs w:val="false"/>
-              </w:rPr>
-              <w:t xml:space="preserve"> </w:t>
+              <w:t xml:space="preserve">12 × 8 = 96 ✓</w:t>
             </w:r>
           </w:p>
         </w:tc>
@@ -934,7 +903,316 @@
           <w:b/>
           <w:bCs/>
         </w:rPr>
-        <w:t xml:space="preserve">4. Match each MAD value to what it tells you about the data.</w:t>
+        <w:t xml:space="preserve">4. A detective splits 54 clues equally among 9 case files. The equation 9c = 54 represents this. What is c?</w:t>
+      </w:r>
+    </w:p>
+    <w:p>
+      <w:pPr>
+        <w:spacing w:after="40" w:before="0"/>
+      </w:pPr>
+      <w:r>
+        <w:t xml:space="preserve">     A. c = 6</w:t>
+      </w:r>
+    </w:p>
+    <w:p>
+      <w:pPr>
+        <w:spacing w:after="40" w:before="0"/>
+      </w:pPr>
+      <w:r>
+        <w:t xml:space="preserve">     B. c = 63</w:t>
+      </w:r>
+    </w:p>
+    <w:p>
+      <w:pPr>
+        <w:spacing w:after="40" w:before="0"/>
+      </w:pPr>
+      <w:r>
+        <w:t xml:space="preserve">     C. c = 45</w:t>
+      </w:r>
+    </w:p>
+    <w:p>
+      <w:pPr>
+        <w:spacing w:after="40" w:before="0"/>
+      </w:pPr>
+      <w:r>
+        <w:t xml:space="preserve">     D. c = 9</w:t>
+      </w:r>
+    </w:p>
+    <w:p>
+      <w:pPr>
+        <w:spacing w:after="60" w:before="120"/>
+      </w:pPr>
+      <w:r>
+        <w:rPr>
+          <w:color w:val="BBBBBB"/>
+        </w:rPr>
+        <w:t xml:space="preserve">______________________________________________________________________</w:t>
+      </w:r>
+    </w:p>
+    <w:p>
+      <w:pPr>
+        <w:spacing w:after="80" w:before="0"/>
+      </w:pPr>
+      <w:r>
+        <w:rPr>
+          <w:b/>
+          <w:bCs/>
+        </w:rPr>
+        <w:t xml:space="preserve">5. onLevel — Spot the Common Mistake</w:t>
+      </w:r>
+    </w:p>
+    <w:p>
+      <w:pPr>
+        <w:spacing w:after="40" w:before="0"/>
+      </w:pPr>
+      <w:r>
+        <w:t xml:space="preserve">   Step 1 (Equation): n / 4 = 12</w:t>
+      </w:r>
+    </w:p>
+    <w:p>
+      <w:pPr>
+        <w:spacing w:after="40" w:before="0"/>
+      </w:pPr>
+      <w:r>
+        <w:t xml:space="preserve">   Step 2 (Choose operation): n is in a fraction, so I will divide both sides by 4.</w:t>
+      </w:r>
+    </w:p>
+    <w:p>
+      <w:pPr>
+        <w:spacing w:after="40" w:before="0"/>
+      </w:pPr>
+      <w:r>
+        <w:t xml:space="preserve">   Step 3 (Apply to both sides): n / 4 ÷ 4 = 12 ÷ 4</w:t>
+      </w:r>
+    </w:p>
+    <w:p>
+      <w:pPr>
+        <w:spacing w:after="40" w:before="0"/>
+      </w:pPr>
+      <w:r>
+        <w:t xml:space="preserve">   Step 4 (Simplify): n = 3</w:t>
+      </w:r>
+    </w:p>
+    <w:p>
+      <w:pPr>
+        <w:spacing w:after="60" w:before="0"/>
+      </w:pPr>
+      <w:r>
+        <w:rPr>
+          <w:i/>
+          <w:iCs/>
+        </w:rPr>
+        <w:t xml:space="preserve">Which step has the mistake? Explain and fix it:</w:t>
+      </w:r>
+    </w:p>
+    <w:p>
+      <w:pPr>
+        <w:spacing w:after="60" w:before="120"/>
+      </w:pPr>
+      <w:r>
+        <w:rPr>
+          <w:color w:val="BBBBBB"/>
+        </w:rPr>
+        <w:t xml:space="preserve">______________________________________________________________________</w:t>
+      </w:r>
+    </w:p>
+    <w:p>
+      <w:pPr>
+        <w:spacing w:after="60" w:before="120"/>
+      </w:pPr>
+      <w:r>
+        <w:rPr>
+          <w:color w:val="BBBBBB"/>
+        </w:rPr>
+        <w:t xml:space="preserve">______________________________________________________________________</w:t>
+      </w:r>
+    </w:p>
+    <w:p>
+      <w:pPr>
+        <w:spacing w:after="60" w:before="120"/>
+      </w:pPr>
+      <w:r>
+        <w:rPr>
+          <w:color w:val="BBBBBB"/>
+        </w:rPr>
+        <w:t xml:space="preserve">______________________________________________________________________</w:t>
+      </w:r>
+    </w:p>
+    <w:p>
+      <w:pPr>
+        <w:spacing w:after="80" w:before="0"/>
+      </w:pPr>
+      <w:r>
+        <w:rPr>
+          <w:b/>
+          <w:bCs/>
+        </w:rPr>
+        <w:t xml:space="preserve">6. Vault A is sealed with 4x = 32. Crack the lock: what is x?</w:t>
+      </w:r>
+    </w:p>
+    <w:p>
+      <w:pPr>
+        <w:spacing w:after="40" w:before="0"/>
+      </w:pPr>
+      <w:r>
+        <w:t xml:space="preserve">     A. x = 8</w:t>
+      </w:r>
+    </w:p>
+    <w:p>
+      <w:pPr>
+        <w:spacing w:after="40" w:before="0"/>
+      </w:pPr>
+      <w:r>
+        <w:t xml:space="preserve">     B. x = 128</w:t>
+      </w:r>
+    </w:p>
+    <w:p>
+      <w:pPr>
+        <w:spacing w:after="40" w:before="0"/>
+      </w:pPr>
+      <w:r>
+        <w:t xml:space="preserve">     C. x = 28</w:t>
+      </w:r>
+    </w:p>
+    <w:p>
+      <w:pPr>
+        <w:spacing w:after="40" w:before="0"/>
+      </w:pPr>
+      <w:r>
+        <w:t xml:space="preserve">     D. x = 36</w:t>
+      </w:r>
+    </w:p>
+    <w:p>
+      <w:pPr>
+        <w:spacing w:after="60" w:before="120"/>
+      </w:pPr>
+      <w:r>
+        <w:rPr>
+          <w:color w:val="BBBBBB"/>
+        </w:rPr>
+        <w:t xml:space="preserve">______________________________________________________________________</w:t>
+      </w:r>
+    </w:p>
+    <w:p>
+      <w:pPr>
+        <w:spacing w:after="80" w:before="0"/>
+      </w:pPr>
+      <w:r>
+        <w:rPr>
+          <w:b/>
+          <w:bCs/>
+        </w:rPr>
+        <w:t xml:space="preserve">7. Vault B is sealed with x / 3 = 6. Crack the lock: what is x?</w:t>
+      </w:r>
+    </w:p>
+    <w:p>
+      <w:pPr>
+        <w:spacing w:after="40" w:before="0"/>
+      </w:pPr>
+      <w:r>
+        <w:t xml:space="preserve">     A. x = 18</w:t>
+      </w:r>
+    </w:p>
+    <w:p>
+      <w:pPr>
+        <w:spacing w:after="40" w:before="0"/>
+      </w:pPr>
+      <w:r>
+        <w:t xml:space="preserve">     B. x = 2</w:t>
+      </w:r>
+    </w:p>
+    <w:p>
+      <w:pPr>
+        <w:spacing w:after="40" w:before="0"/>
+      </w:pPr>
+      <w:r>
+        <w:t xml:space="preserve">     C. x = 9</w:t>
+      </w:r>
+    </w:p>
+    <w:p>
+      <w:pPr>
+        <w:spacing w:after="40" w:before="0"/>
+      </w:pPr>
+      <w:r>
+        <w:t xml:space="preserve">     D. x = 3</w:t>
+      </w:r>
+    </w:p>
+    <w:p>
+      <w:pPr>
+        <w:spacing w:after="60" w:before="120"/>
+      </w:pPr>
+      <w:r>
+        <w:rPr>
+          <w:color w:val="BBBBBB"/>
+        </w:rPr>
+        <w:t xml:space="preserve">______________________________________________________________________</w:t>
+      </w:r>
+    </w:p>
+    <w:p>
+      <w:pPr>
+        <w:spacing w:after="80" w:before="0"/>
+      </w:pPr>
+      <w:r>
+        <w:rPr>
+          <w:b/>
+          <w:bCs/>
+        </w:rPr>
+        <w:t xml:space="preserve">8. Vault C is sealed with 5n = 45. Crack the lock: what is n?</w:t>
+      </w:r>
+    </w:p>
+    <w:p>
+      <w:pPr>
+        <w:spacing w:after="40" w:before="0"/>
+      </w:pPr>
+      <w:r>
+        <w:t xml:space="preserve">     A. n = 9</w:t>
+      </w:r>
+    </w:p>
+    <w:p>
+      <w:pPr>
+        <w:spacing w:after="40" w:before="0"/>
+      </w:pPr>
+      <w:r>
+        <w:t xml:space="preserve">     B. n = 225</w:t>
+      </w:r>
+    </w:p>
+    <w:p>
+      <w:pPr>
+        <w:spacing w:after="40" w:before="0"/>
+      </w:pPr>
+      <w:r>
+        <w:t xml:space="preserve">     C. n = 40</w:t>
+      </w:r>
+    </w:p>
+    <w:p>
+      <w:pPr>
+        <w:spacing w:after="40" w:before="0"/>
+      </w:pPr>
+      <w:r>
+        <w:t xml:space="preserve">     D. n = 50</w:t>
+      </w:r>
+    </w:p>
+    <w:p>
+      <w:pPr>
+        <w:spacing w:after="60" w:before="120"/>
+      </w:pPr>
+      <w:r>
+        <w:rPr>
+          <w:color w:val="BBBBBB"/>
+        </w:rPr>
+        <w:t xml:space="preserve">______________________________________________________________________</w:t>
+      </w:r>
+    </w:p>
+    <w:p>
+      <w:pPr>
+        <w:spacing w:after="80" w:before="0"/>
+      </w:pPr>
+      <w:r>
+        <w:rPr>
+          <w:b/>
+          <w:bCs/>
+        </w:rPr>
+        <w:t xml:space="preserve">9. Level 2 Extension - Match each locked vault to the solution that opens it.</w:t>
       </w:r>
     </w:p>
     <w:tbl>
@@ -993,7 +1271,7 @@
           </w:tcPr>
           <w:p>
             <w:r>
-              <w:t xml:space="preserve">____  MAD = 1.5</w:t>
+              <w:t xml:space="preserve">____  7x = 56</w:t>
             </w:r>
           </w:p>
         </w:tc>
@@ -1003,7 +1281,7 @@
           </w:tcPr>
           <w:p>
             <w:r>
-              <w:t xml:space="preserve">D. Moderate spread</w:t>
+              <w:t xml:space="preserve">D. p = 18</w:t>
             </w:r>
           </w:p>
         </w:tc>
@@ -1015,7 +1293,7 @@
           </w:tcPr>
           <w:p>
             <w:r>
-              <w:t xml:space="preserve">____  MAD = 8.0</w:t>
+              <w:t xml:space="preserve">____  x / 5 = 4</w:t>
             </w:r>
           </w:p>
         </w:tc>
@@ -1025,7 +1303,7 @@
           </w:tcPr>
           <w:p>
             <w:r>
-              <w:t xml:space="preserve">C. All values are identical</w:t>
+              <w:t xml:space="preserve">C. m = 3</w:t>
             </w:r>
           </w:p>
         </w:tc>
@@ -1037,7 +1315,7 @@
           </w:tcPr>
           <w:p>
             <w:r>
-              <w:t xml:space="preserve">____  MAD = 0</w:t>
+              <w:t xml:space="preserve">____  11m = 33</w:t>
             </w:r>
           </w:p>
         </w:tc>
@@ -1047,7 +1325,7 @@
           </w:tcPr>
           <w:p>
             <w:r>
-              <w:t xml:space="preserve">B. Very spread out data</w:t>
+              <w:t xml:space="preserve">B. x = 20</w:t>
             </w:r>
           </w:p>
         </w:tc>
@@ -1059,7 +1337,7 @@
           </w:tcPr>
           <w:p>
             <w:r>
-              <w:t xml:space="preserve">____  MAD = 4.2</w:t>
+              <w:t xml:space="preserve">____  p / 2 = 9</w:t>
             </w:r>
           </w:p>
         </w:tc>
@@ -1069,7 +1347,7 @@
           </w:tcPr>
           <w:p>
             <w:r>
-              <w:t xml:space="preserve">A. Very consistent data</w:t>
+              <w:t xml:space="preserve">A. x = 8</w:t>
             </w:r>
           </w:p>
         </w:tc>
@@ -1095,7 +1373,7 @@
           <w:b/>
           <w:bCs/>
         </w:rPr>
-        <w:t xml:space="preserve">5. Sort these data sets from LEAST spread out (lowest MAD) to MOST spread out (highest MAD).</w:t>
+        <w:t xml:space="preserve">10. Detective, decide which key opens each vault: do you MULTIPLY or DIVIDE to unlock the variable?</w:t>
       </w:r>
     </w:p>
     <w:p>
@@ -1107,7 +1385,39 @@
           <w:i/>
           <w:iCs/>
         </w:rPr>
-        <w:t xml:space="preserve">Groups: Least to most spread out</w:t>
+        <w:t xml:space="preserve">Groups: Divide both sides   |   Multiply both sides</w:t>
+      </w:r>
+    </w:p>
+    <w:p>
+      <w:pPr>
+        <w:spacing w:after="40" w:before="0"/>
+      </w:pPr>
+      <w:r>
+        <w:t xml:space="preserve">   • 6x = 48   → __________________</w:t>
+      </w:r>
+    </w:p>
+    <w:p>
+      <w:pPr>
+        <w:spacing w:after="40" w:before="0"/>
+      </w:pPr>
+      <w:r>
+        <w:t xml:space="preserve">   • 9k = 27   → __________________</w:t>
+      </w:r>
+    </w:p>
+    <w:p>
+      <w:pPr>
+        <w:spacing w:after="40" w:before="0"/>
+      </w:pPr>
+      <w:r>
+        <w:t xml:space="preserve">   • x / 8 = 2   → __________________</w:t>
+      </w:r>
+    </w:p>
+    <w:p>
+      <w:pPr>
+        <w:spacing w:after="40" w:before="0"/>
+      </w:pPr>
+      <w:r>
+        <w:t xml:space="preserve">   • n / 4 = 5   → __________________</w:t>
       </w:r>
     </w:p>
     <w:p>
@@ -1122,418 +1432,65 @@
       </w:r>
     </w:p>
     <w:p>
+      <w:r>
+        <w:br w:type="page"/>
+      </w:r>
+    </w:p>
+    <w:p>
+      <w:pPr>
+        <w:pStyle w:val="Heading1"/>
+        <w:spacing w:after="120"/>
+      </w:pPr>
+      <w:r>
+        <w:rPr>
+          <w:b/>
+          <w:bCs/>
+        </w:rPr>
+        <w:t xml:space="preserve">Answer Key (Teacher)</w:t>
+      </w:r>
+    </w:p>
+    <w:p>
+      <w:pPr>
+        <w:spacing w:after="40" w:before="0"/>
+      </w:pPr>
+      <w:r>
+        <w:rPr>
+          <w:b/>
+          <w:bCs/>
+        </w:rPr>
+        <w:t xml:space="preserve">1. A. x = 7</w:t>
+      </w:r>
+    </w:p>
+    <w:p>
+      <w:pPr>
+        <w:spacing w:after="20" w:before="0"/>
+      </w:pPr>
+      <w:r>
+        <w:t xml:space="preserve">     Divide both sides by 6: x = 42 ÷ 6 = 7. Check: 6 × 7 = 42 ✓</w:t>
+      </w:r>
+    </w:p>
+    <w:p>
       <w:pPr>
         <w:spacing w:after="80" w:before="0"/>
-      </w:pPr>
-      <w:r>
-        <w:rPr>
-          <w:b/>
-          <w:bCs/>
-        </w:rPr>
-        <w:t xml:space="preserve">6. Two runners have the same average time of 60 seconds. Runner A's MAD is 1.2 seconds. Runner B's MAD is 5.8 seconds. Which runner is the coach more likely to pick for a relay race that needs a reliable time?</w:t>
-      </w:r>
-    </w:p>
-    <w:p>
-      <w:pPr>
-        <w:spacing w:after="40" w:before="0"/>
-      </w:pPr>
-      <w:r>
-        <w:t xml:space="preserve">     A. Runner A — lower MAD means more consistent times</w:t>
-      </w:r>
-    </w:p>
-    <w:p>
-      <w:pPr>
-        <w:spacing w:after="40" w:before="0"/>
-      </w:pPr>
-      <w:r>
-        <w:t xml:space="preserve">     B. Runner B — higher MAD means faster potential</w:t>
-      </w:r>
-    </w:p>
-    <w:p>
-      <w:pPr>
-        <w:spacing w:after="40" w:before="0"/>
-      </w:pPr>
-      <w:r>
-        <w:t xml:space="preserve">     C. Either — they have the same average</w:t>
-      </w:r>
-    </w:p>
-    <w:p>
-      <w:pPr>
-        <w:spacing w:after="40" w:before="0"/>
-      </w:pPr>
-      <w:r>
-        <w:t xml:space="preserve">     D. Neither — MAD doesn't matter for relay races</w:t>
-      </w:r>
-    </w:p>
-    <w:p>
-      <w:pPr>
-        <w:spacing w:after="60" w:before="120"/>
-      </w:pPr>
-      <w:r>
-        <w:rPr>
-          <w:color w:val="BBBBBB"/>
-        </w:rPr>
-        <w:t xml:space="preserve">______________________________________________________________________</w:t>
-      </w:r>
-    </w:p>
-    <w:p>
-      <w:pPr>
-        <w:spacing w:after="80" w:before="0"/>
-      </w:pPr>
-      <w:r>
-        <w:rPr>
-          <w:b/>
-          <w:bCs/>
-        </w:rPr>
-        <w:t xml:space="preserve">7. Spot the Common Mistake</w:t>
-      </w:r>
-    </w:p>
-    <w:p>
-      <w:pPr>
-        <w:spacing w:after="40" w:before="0"/>
-      </w:pPr>
-      <w:r>
-        <w:t xml:space="preserve">   Step 1 (Data set): A swimmer's lap times: 2, 5, 8, 9. Mean = (2 + 5 + 8 + 9) ÷ 4 = 24 ÷ 4 = 6.</w:t>
-      </w:r>
-    </w:p>
-    <w:p>
-      <w:pPr>
-        <w:spacing w:after="40" w:before="0"/>
-      </w:pPr>
-      <w:r>
-        <w:t xml:space="preserve">   Step 2 (Find each absolute deviation): |2 − 6| = 4, |5 − 6| = 1, |8 − 6| = 2, |9 − 6| = 3</w:t>
-      </w:r>
-    </w:p>
-    <w:p>
-      <w:pPr>
-        <w:spacing w:after="40" w:before="0"/>
-      </w:pPr>
-      <w:r>
-        <w:t xml:space="preserve">   Step 3 (Find the MAD): Sum of absolute deviations = 4 + 1 + 2 + 3 = 10. MAD = 10 ÷ 3 ≈ 3.33</w:t>
-      </w:r>
-    </w:p>
-    <w:p>
-      <w:pPr>
-        <w:spacing w:after="60" w:before="0"/>
       </w:pPr>
       <w:r>
         <w:rPr>
           <w:i/>
           <w:iCs/>
         </w:rPr>
-        <w:t xml:space="preserve">Which step has the mistake? Explain and fix it:</w:t>
-      </w:r>
-    </w:p>
-    <w:p>
-      <w:pPr>
-        <w:spacing w:after="60" w:before="120"/>
-      </w:pPr>
-      <w:r>
-        <w:rPr>
-          <w:color w:val="BBBBBB"/>
-        </w:rPr>
-        <w:t xml:space="preserve">______________________________________________________________________</w:t>
-      </w:r>
-    </w:p>
-    <w:p>
-      <w:pPr>
-        <w:spacing w:after="60" w:before="120"/>
-      </w:pPr>
-      <w:r>
-        <w:rPr>
-          <w:color w:val="BBBBBB"/>
-        </w:rPr>
-        <w:t xml:space="preserve">______________________________________________________________________</w:t>
-      </w:r>
-    </w:p>
-    <w:p>
-      <w:pPr>
-        <w:spacing w:after="60" w:before="120"/>
-      </w:pPr>
-      <w:r>
-        <w:rPr>
-          <w:color w:val="BBBBBB"/>
-        </w:rPr>
-        <w:t xml:space="preserve">______________________________________________________________________</w:t>
-      </w:r>
-    </w:p>
-    <w:p>
-      <w:pPr>
-        <w:spacing w:after="80" w:before="0"/>
-      </w:pPr>
-      <w:r>
-        <w:rPr>
-          <w:b/>
-          <w:bCs/>
-        </w:rPr>
-        <w:t xml:space="preserve">8. A guard scored 2, 4, 6, 8 points in four scrimmages, so the mean is 5 points. The distances from the mean are 3, 1, 1, 3. What is the mean absolute deviation (MAD)?</w:t>
-      </w:r>
-    </w:p>
-    <w:p>
-      <w:pPr>
-        <w:spacing w:after="40" w:before="0"/>
-      </w:pPr>
-      <w:r>
-        <w:t xml:space="preserve">     A. 1</w:t>
-      </w:r>
-    </w:p>
-    <w:p>
-      <w:pPr>
-        <w:spacing w:after="40" w:before="0"/>
-      </w:pPr>
-      <w:r>
-        <w:t xml:space="preserve">     B. 2</w:t>
-      </w:r>
-    </w:p>
-    <w:p>
-      <w:pPr>
-        <w:spacing w:after="40" w:before="0"/>
-      </w:pPr>
-      <w:r>
-        <w:t xml:space="preserve">     C. 5</w:t>
-      </w:r>
-    </w:p>
-    <w:p>
-      <w:pPr>
-        <w:spacing w:after="40" w:before="0"/>
-      </w:pPr>
-      <w:r>
-        <w:t xml:space="preserve">     D. 8</w:t>
-      </w:r>
-    </w:p>
-    <w:p>
-      <w:pPr>
-        <w:spacing w:after="60" w:before="120"/>
-      </w:pPr>
-      <w:r>
-        <w:rPr>
-          <w:color w:val="BBBBBB"/>
-        </w:rPr>
-        <w:t xml:space="preserve">______________________________________________________________________</w:t>
-      </w:r>
-    </w:p>
-    <w:p>
-      <w:pPr>
-        <w:spacing w:after="80" w:before="0"/>
-      </w:pPr>
-      <w:r>
-        <w:rPr>
-          <w:b/>
-          <w:bCs/>
-        </w:rPr>
-        <w:t xml:space="preserve">9. Two shooters average 11 points a game. Shooter A's MAD is 2 points and Shooter B's MAD is 6 points. Which shooter is MORE consistent?</w:t>
-      </w:r>
-    </w:p>
-    <w:p>
-      <w:pPr>
-        <w:spacing w:after="40" w:before="0"/>
-      </w:pPr>
-      <w:r>
-        <w:t xml:space="preserve">     A. Shooter A, because a smaller MAD means scores stay closer to the average</w:t>
-      </w:r>
-    </w:p>
-    <w:p>
-      <w:pPr>
-        <w:spacing w:after="40" w:before="0"/>
-      </w:pPr>
-      <w:r>
-        <w:t xml:space="preserve">     B. Shooter B, because a bigger MAD means a bigger average</w:t>
-      </w:r>
-    </w:p>
-    <w:p>
-      <w:pPr>
-        <w:spacing w:after="40" w:before="0"/>
-      </w:pPr>
-      <w:r>
-        <w:t xml:space="preserve">     C. They are equally consistent because they have the same mean</w:t>
-      </w:r>
-    </w:p>
-    <w:p>
-      <w:pPr>
-        <w:spacing w:after="40" w:before="0"/>
-      </w:pPr>
-      <w:r>
-        <w:t xml:space="preserve">     D. You cannot tell consistency from MAD</w:t>
-      </w:r>
-    </w:p>
-    <w:p>
-      <w:pPr>
-        <w:spacing w:after="60" w:before="120"/>
-      </w:pPr>
-      <w:r>
-        <w:rPr>
-          <w:color w:val="BBBBBB"/>
-        </w:rPr>
-        <w:t xml:space="preserve">______________________________________________________________________</w:t>
-      </w:r>
-    </w:p>
-    <w:p>
-      <w:pPr>
-        <w:spacing w:after="80" w:before="0"/>
-      </w:pPr>
-      <w:r>
-        <w:rPr>
-          <w:b/>
-          <w:bCs/>
-        </w:rPr>
-        <w:t xml:space="preserve">10. Each player's points are listed. Match each player's data set to its correct MAD. (Hint: find the mean first, then average the distances.)</w:t>
-      </w:r>
-    </w:p>
-    <w:tbl>
-      <w:tblPr>
-        <w:tblW w:type="pct" w:w="100%"/>
-        <w:tblBorders>
-          <w:top w:val="single" w:color="auto" w:sz="4"/>
-          <w:left w:val="single" w:color="auto" w:sz="4"/>
-          <w:bottom w:val="single" w:color="auto" w:sz="4"/>
-          <w:right w:val="single" w:color="auto" w:sz="4"/>
-          <w:insideH w:val="single" w:color="auto" w:sz="4"/>
-          <w:insideV w:val="single" w:color="auto" w:sz="4"/>
-        </w:tblBorders>
-      </w:tblPr>
-      <w:tblGrid>
-        <w:gridCol w:w="100"/>
-        <w:gridCol w:w="100"/>
-      </w:tblGrid>
-      <w:tr>
-        <w:trPr>
-          <w:tblHeader/>
-        </w:trPr>
-        <w:tc>
-          <w:tcPr>
-            <w:tcW w:type="pct" w:w="50%"/>
-          </w:tcPr>
-          <w:p>
-            <w:r>
-              <w:rPr>
-                <w:b/>
-                <w:bCs/>
-              </w:rPr>
-              <w:t xml:space="preserve">Item</w:t>
-            </w:r>
-          </w:p>
-        </w:tc>
-        <w:tc>
-          <w:tcPr>
-            <w:tcW w:type="pct" w:w="50%"/>
-          </w:tcPr>
-          <w:p>
-            <w:r>
-              <w:rPr>
-                <w:b/>
-                <w:bCs/>
-              </w:rPr>
-              <w:t xml:space="preserve">Answer choices</w:t>
-            </w:r>
-          </w:p>
-        </w:tc>
-      </w:tr>
-      <w:tr>
-        <w:tc>
-          <w:tcPr>
-            <w:tcW w:type="pct" w:w="50%"/>
-          </w:tcPr>
-          <w:p>
-            <w:r>
-              <w:t xml:space="preserve">____  Bench: 8, 10, 12, 14</w:t>
-            </w:r>
-          </w:p>
-        </w:tc>
-        <w:tc>
-          <w:tcPr>
-            <w:tcW w:type="pct" w:w="50%"/>
-          </w:tcPr>
-          <w:p>
-            <w:r>
-              <w:t xml:space="preserve">C. MAD = 5 points</w:t>
-            </w:r>
-          </w:p>
-        </w:tc>
-      </w:tr>
-      <w:tr>
-        <w:tc>
-          <w:tcPr>
-            <w:tcW w:type="pct" w:w="50%"/>
-          </w:tcPr>
-          <w:p>
-            <w:r>
-              <w:t xml:space="preserve">____  Rookie: 4, 4, 4, 4</w:t>
-            </w:r>
-          </w:p>
-        </w:tc>
-        <w:tc>
-          <w:tcPr>
-            <w:tcW w:type="pct" w:w="50%"/>
-          </w:tcPr>
-          <w:p>
-            <w:r>
-              <w:t xml:space="preserve">B. MAD = 0 points</w:t>
-            </w:r>
-          </w:p>
-        </w:tc>
-      </w:tr>
-      <w:tr>
-        <w:tc>
-          <w:tcPr>
-            <w:tcW w:type="pct" w:w="50%"/>
-          </w:tcPr>
-          <w:p>
-            <w:r>
-              <w:t xml:space="preserve">____  Starter: 5, 15, 5, 15</w:t>
-            </w:r>
-          </w:p>
-        </w:tc>
-        <w:tc>
-          <w:tcPr>
-            <w:tcW w:type="pct" w:w="50%"/>
-          </w:tcPr>
-          <w:p>
-            <w:r>
-              <w:t xml:space="preserve">A. MAD = 2 points</w:t>
-            </w:r>
-          </w:p>
-        </w:tc>
-      </w:tr>
-    </w:tbl>
-    <w:p>
-      <w:pPr>
-        <w:spacing w:after="60" w:before="120"/>
-      </w:pPr>
-      <w:r>
-        <w:rPr>
-          <w:color w:val="BBBBBB"/>
-        </w:rPr>
-        <w:t xml:space="preserve">______________________________________________________________________</w:t>
-      </w:r>
-    </w:p>
-    <w:p>
-      <w:r>
-        <w:br w:type="page"/>
-      </w:r>
-    </w:p>
-    <w:p>
-      <w:pPr>
-        <w:pStyle w:val="Heading1"/>
-        <w:spacing w:after="120"/>
-      </w:pPr>
-      <w:r>
-        <w:rPr>
-          <w:b/>
-          <w:bCs/>
-        </w:rPr>
-        <w:t xml:space="preserve">Answer Key (Teacher)</w:t>
-      </w:r>
-    </w:p>
-    <w:p>
-      <w:pPr>
-        <w:spacing w:after="40" w:before="0"/>
-      </w:pPr>
-      <w:r>
-        <w:rPr>
-          <w:b/>
-          <w:bCs/>
-        </w:rPr>
-        <w:t xml:space="preserve">1. A. 4</w:t>
+        <w:t xml:space="preserve">     Watch for: A common mistake in Solve Multiplication and Division Equations is applying the SAME operation again instead of the inverse — for example, seeing 6x = 42 and multiplying both sides by 6 to get x = 252, instead of dividing by 6 to get x = 7. Before you submit, ask: did I use the OPPOSITE operation shown in the equation, and did I apply it to both sides?</w:t>
+      </w:r>
+    </w:p>
+    <w:p>
+      <w:pPr>
+        <w:spacing w:after="40" w:before="0"/>
+      </w:pPr>
+      <w:r>
+        <w:rPr>
+          <w:b/>
+          <w:bCs/>
+        </w:rPr>
+        <w:t xml:space="preserve">2. A. n = 24</w:t>
       </w:r>
     </w:p>
     <w:p>
@@ -1541,7 +1498,7 @@
         <w:spacing w:after="20" w:before="0"/>
       </w:pPr>
       <w:r>
-        <w:t xml:space="preserve">     Deviation = 11 − 15 = −4. Absolute deviation = |−4| = 4.</w:t>
+        <w:t xml:space="preserve">     Multiply both sides by 3: n = 8 × 3 = 24. Check: 24 / 3 = 8 ✓</w:t>
       </w:r>
     </w:p>
     <w:p>
@@ -1553,19 +1510,47 @@
           <w:i/>
           <w:iCs/>
         </w:rPr>
-        <w:t xml:space="preserve">     Watch for: A common mistake in Mean Absolute Deviation is adding the signed deviations (value − mean) instead of their absolute values, so the positives and negatives cancel out to 0. For 6, 8, 10, 12 (mean = 9), the deviations are −3, −1, 1, 3 — they sum to 0, but that is NOT the MAD. Before averaging, take the absolute value of every deviation so each becomes a positive distance: |−3| = 3, |−1| = 1, |1| = 1, |3| = 3. Sum = 8, so MAD = 8 ÷ 4 = 2. A MAD of exactly 0 is a warning sign — it only happens if every value in the data set equals the mean.</w:t>
-      </w:r>
-    </w:p>
-    <w:p>
-      <w:pPr>
-        <w:spacing w:after="40" w:before="0"/>
-      </w:pPr>
-      <w:r>
-        <w:rPr>
-          <w:b/>
-          <w:bCs/>
-        </w:rPr>
-        <w:t xml:space="preserve">2. A. 3</w:t>
+        <w:t xml:space="preserve">     Watch for: A common mistake in Solve Multiplication and Division Equations is applying the SAME operation again instead of the inverse — for example, seeing 6x = 42 and multiplying both sides by 6 to get x = 252, instead of dividing by 6 to get x = 7. Before you submit, ask: did I use the OPPOSITE operation shown in the equation, and did I apply it to both sides?</w:t>
+      </w:r>
+    </w:p>
+    <w:p>
+      <w:pPr>
+        <w:spacing w:after="40" w:before="0"/>
+      </w:pPr>
+      <w:r>
+        <w:rPr>
+          <w:b/>
+          <w:bCs/>
+        </w:rPr>
+        <w:t xml:space="preserve">3. Solve each equation, show your work, and check.</w:t>
+      </w:r>
+    </w:p>
+    <w:p>
+      <w:pPr>
+        <w:spacing w:after="40" w:before="0"/>
+      </w:pPr>
+      <w:r>
+        <w:t xml:space="preserve">     (See completed table.)</w:t>
+      </w:r>
+    </w:p>
+    <w:p>
+      <w:pPr>
+        <w:spacing w:after="40" w:before="0"/>
+      </w:pPr>
+      <w:r>
+        <w:t xml:space="preserve"/>
+      </w:r>
+    </w:p>
+    <w:p>
+      <w:pPr>
+        <w:spacing w:after="40" w:before="0"/>
+      </w:pPr>
+      <w:r>
+        <w:rPr>
+          <w:b/>
+          <w:bCs/>
+        </w:rPr>
+        <w:t xml:space="preserve">4. A. c = 6</w:t>
       </w:r>
     </w:p>
     <w:p>
@@ -1573,7 +1558,7 @@
         <w:spacing w:after="20" w:before="0"/>
       </w:pPr>
       <w:r>
-        <w:t xml:space="preserve">     Sum of absolute deviations = 3 + 1 + 5 + 2 + 4 = 15. MAD = 15 ÷ 5 = 3.</w:t>
+        <w:t xml:space="preserve">     Divide both sides by 9: c = 54 ÷ 9 = 6 clues per file.</w:t>
       </w:r>
     </w:p>
     <w:p>
@@ -1585,19 +1570,19 @@
           <w:i/>
           <w:iCs/>
         </w:rPr>
-        <w:t xml:space="preserve">     Watch for: A common mistake in Mean Absolute Deviation is adding the signed deviations (value − mean) instead of their absolute values, so the positives and negatives cancel out to 0. For 6, 8, 10, 12 (mean = 9), the deviations are −3, −1, 1, 3 — they sum to 0, but that is NOT the MAD. Before averaging, take the absolute value of every deviation so each becomes a positive distance: |−3| = 3, |−1| = 1, |1| = 1, |3| = 3. Sum = 8, so MAD = 8 ÷ 4 = 2. A MAD of exactly 0 is a warning sign — it only happens if every value in the data set equals the mean.</w:t>
-      </w:r>
-    </w:p>
-    <w:p>
-      <w:pPr>
-        <w:spacing w:after="40" w:before="0"/>
-      </w:pPr>
-      <w:r>
-        <w:rPr>
-          <w:b/>
-          <w:bCs/>
-        </w:rPr>
-        <w:t xml:space="preserve">3. Table</w:t>
+        <w:t xml:space="preserve">     Watch for: A common mistake in Solve Multiplication and Division Equations is applying the SAME operation again instead of the inverse — for example, seeing 6x = 42 and multiplying both sides by 6 to get x = 252, instead of dividing by 6 to get x = 7. Before you submit, ask: did I use the OPPOSITE operation shown in the equation, and did I apply it to both sides?</w:t>
+      </w:r>
+    </w:p>
+    <w:p>
+      <w:pPr>
+        <w:spacing w:after="40" w:before="0"/>
+      </w:pPr>
+      <w:r>
+        <w:rPr>
+          <w:b/>
+          <w:bCs/>
+        </w:rPr>
+        <w:t xml:space="preserve">5. onLevel — Spot the Common Mistake</w:t>
       </w:r>
     </w:p>
     <w:p>
@@ -1605,7 +1590,7 @@
         <w:spacing w:after="20" w:before="0"/>
       </w:pPr>
       <w:r>
-        <w:t xml:space="preserve">     12 — Deviation (Score − Mean): 2</w:t>
+        <w:t xml:space="preserve">     The mistake is in Step 2.</w:t>
       </w:r>
     </w:p>
     <w:p>
@@ -1613,7 +1598,19 @@
         <w:spacing w:after="20" w:before="0"/>
       </w:pPr>
       <w:r>
-        <w:t xml:space="preserve">     12 — Absolute Deviation: 2</w:t>
+        <w:t xml:space="preserve">     Correct work: n is divided by 4, so the inverse is MULTIPLICATION. Multiply both sides by 4: n = 12 × 4 = 48. Check: 48 ÷ 4 = 12 ✓</w:t>
+      </w:r>
+    </w:p>
+    <w:p>
+      <w:pPr>
+        <w:spacing w:after="40" w:before="0"/>
+      </w:pPr>
+      <w:r>
+        <w:rPr>
+          <w:b/>
+          <w:bCs/>
+        </w:rPr>
+        <w:t xml:space="preserve">6. A. x = 8</w:t>
       </w:r>
     </w:p>
     <w:p>
@@ -1621,163 +1618,7 @@
         <w:spacing w:after="20" w:before="0"/>
       </w:pPr>
       <w:r>
-        <w:t xml:space="preserve">     8 — Deviation (Score − Mean): -2</w:t>
-      </w:r>
-    </w:p>
-    <w:p>
-      <w:pPr>
-        <w:spacing w:after="20" w:before="0"/>
-      </w:pPr>
-      <w:r>
-        <w:t xml:space="preserve">     8 — Absolute Deviation: 2</w:t>
-      </w:r>
-    </w:p>
-    <w:p>
-      <w:pPr>
-        <w:spacing w:after="20" w:before="0"/>
-      </w:pPr>
-      <w:r>
-        <w:t xml:space="preserve">     10 — Deviation (Score − Mean): 0</w:t>
-      </w:r>
-    </w:p>
-    <w:p>
-      <w:pPr>
-        <w:spacing w:after="20" w:before="0"/>
-      </w:pPr>
-      <w:r>
-        <w:t xml:space="preserve">     10 — Absolute Deviation: 0</w:t>
-      </w:r>
-    </w:p>
-    <w:p>
-      <w:pPr>
-        <w:spacing w:after="20" w:before="0"/>
-      </w:pPr>
-      <w:r>
-        <w:t xml:space="preserve">     14 — Deviation (Score − Mean): 4</w:t>
-      </w:r>
-    </w:p>
-    <w:p>
-      <w:pPr>
-        <w:spacing w:after="20" w:before="0"/>
-      </w:pPr>
-      <w:r>
-        <w:t xml:space="preserve">     14 — Absolute Deviation: 4</w:t>
-      </w:r>
-    </w:p>
-    <w:p>
-      <w:pPr>
-        <w:spacing w:after="20" w:before="0"/>
-      </w:pPr>
-      <w:r>
-        <w:t xml:space="preserve">     6 — Deviation (Score − Mean): -4</w:t>
-      </w:r>
-    </w:p>
-    <w:p>
-      <w:pPr>
-        <w:spacing w:after="20" w:before="0"/>
-      </w:pPr>
-      <w:r>
-        <w:t xml:space="preserve">     6 — Absolute Deviation: 4</w:t>
-      </w:r>
-    </w:p>
-    <w:p>
-      <w:pPr>
-        <w:spacing w:after="40" w:before="0"/>
-      </w:pPr>
-      <w:r>
-        <w:t xml:space="preserve"/>
-      </w:r>
-    </w:p>
-    <w:p>
-      <w:pPr>
-        <w:spacing w:after="40" w:before="0"/>
-      </w:pPr>
-      <w:r>
-        <w:rPr>
-          <w:b/>
-          <w:bCs/>
-        </w:rPr>
-        <w:t xml:space="preserve">4. Matches:</w:t>
-      </w:r>
-    </w:p>
-    <w:p>
-      <w:pPr>
-        <w:spacing w:after="20" w:before="0"/>
-      </w:pPr>
-      <w:r>
-        <w:t xml:space="preserve">     MAD = 1.5 → Very consistent data</w:t>
-      </w:r>
-    </w:p>
-    <w:p>
-      <w:pPr>
-        <w:spacing w:after="20" w:before="0"/>
-      </w:pPr>
-      <w:r>
-        <w:t xml:space="preserve">     MAD = 8.0 → Very spread out data</w:t>
-      </w:r>
-    </w:p>
-    <w:p>
-      <w:pPr>
-        <w:spacing w:after="20" w:before="0"/>
-      </w:pPr>
-      <w:r>
-        <w:t xml:space="preserve">     MAD = 0 → All values are identical</w:t>
-      </w:r>
-    </w:p>
-    <w:p>
-      <w:pPr>
-        <w:spacing w:after="20" w:before="0"/>
-      </w:pPr>
-      <w:r>
-        <w:t xml:space="preserve">     MAD = 4.2 → Moderate spread</w:t>
-      </w:r>
-    </w:p>
-    <w:p>
-      <w:pPr>
-        <w:spacing w:after="40" w:before="0"/>
-      </w:pPr>
-      <w:r>
-        <w:t xml:space="preserve"/>
-      </w:r>
-    </w:p>
-    <w:p>
-      <w:pPr>
-        <w:spacing w:after="40" w:before="0"/>
-      </w:pPr>
-      <w:r>
-        <w:rPr>
-          <w:b/>
-          <w:bCs/>
-        </w:rPr>
-        <w:t xml:space="preserve">5. Correct groups:</w:t>
-      </w:r>
-    </w:p>
-    <w:p>
-      <w:pPr>
-        <w:spacing w:after="40" w:before="0"/>
-      </w:pPr>
-      <w:r>
-        <w:t xml:space="preserve"/>
-      </w:r>
-    </w:p>
-    <w:p>
-      <w:pPr>
-        <w:spacing w:after="40" w:before="0"/>
-      </w:pPr>
-      <w:r>
-        <w:rPr>
-          <w:b/>
-          <w:bCs/>
-        </w:rPr>
-        <w:t xml:space="preserve">6. A. Runner A — lower MAD means more consistent times</w:t>
-      </w:r>
-    </w:p>
-    <w:p>
-      <w:pPr>
-        <w:spacing w:after="20" w:before="0"/>
-      </w:pPr>
-      <w:r>
-        <w:t xml:space="preserve">     Runner A's MAD of 1.2 means times are usually within 1.2 seconds of 60. Runner B's times vary more widely. For reliability, pick Runner A.</w:t>
+        <w:t xml:space="preserve">     The 4 is multiplying x, so divide both sides by 4: x = 32 / 4 = 8. Check: 4 x 8 = 32.</w:t>
       </w:r>
     </w:p>
     <w:p>
@@ -1789,19 +1630,19 @@
           <w:i/>
           <w:iCs/>
         </w:rPr>
-        <w:t xml:space="preserve">     Watch for: A common mistake in Mean Absolute Deviation is adding the signed deviations (value − mean) instead of their absolute values, so the positives and negatives cancel out to 0. For 6, 8, 10, 12 (mean = 9), the deviations are −3, −1, 1, 3 — they sum to 0, but that is NOT the MAD. Before averaging, take the absolute value of every deviation so each becomes a positive distance: |−3| = 3, |−1| = 1, |1| = 1, |3| = 3. Sum = 8, so MAD = 8 ÷ 4 = 2. A MAD of exactly 0 is a warning sign — it only happens if every value in the data set equals the mean.</w:t>
-      </w:r>
-    </w:p>
-    <w:p>
-      <w:pPr>
-        <w:spacing w:after="40" w:before="0"/>
-      </w:pPr>
-      <w:r>
-        <w:rPr>
-          <w:b/>
-          <w:bCs/>
-        </w:rPr>
-        <w:t xml:space="preserve">7. Spot the Common Mistake</w:t>
+        <w:t xml:space="preserve">     Watch for: A common mistake in Solve Multiplication and Division Equations is applying the SAME operation again instead of the inverse — for example, seeing 6x = 42 and multiplying both sides by 6 to get x = 252, instead of dividing by 6 to get x = 7. Before you submit, ask: did I use the OPPOSITE operation shown in the equation, and did I apply it to both sides?</w:t>
+      </w:r>
+    </w:p>
+    <w:p>
+      <w:pPr>
+        <w:spacing w:after="40" w:before="0"/>
+      </w:pPr>
+      <w:r>
+        <w:rPr>
+          <w:b/>
+          <w:bCs/>
+        </w:rPr>
+        <w:t xml:space="preserve">7. A. x = 18</w:t>
       </w:r>
     </w:p>
     <w:p>
@@ -1809,35 +1650,7 @@
         <w:spacing w:after="20" w:before="0"/>
       </w:pPr>
       <w:r>
-        <w:t xml:space="preserve">     The mistake is in Step 3.</w:t>
-      </w:r>
-    </w:p>
-    <w:p>
-      <w:pPr>
-        <w:spacing w:after="20" w:before="0"/>
-      </w:pPr>
-      <w:r>
-        <w:t xml:space="preserve">     Correct work: Divide by the NUMBER OF VALUES, not one less. There are 4 values, so MAD = 10 ÷ 4 = 2.5. The student divided by 3 instead of 4.</w:t>
-      </w:r>
-    </w:p>
-    <w:p>
-      <w:pPr>
-        <w:spacing w:after="40" w:before="0"/>
-      </w:pPr>
-      <w:r>
-        <w:rPr>
-          <w:b/>
-          <w:bCs/>
-        </w:rPr>
-        <w:t xml:space="preserve">8. B. 2</w:t>
-      </w:r>
-    </w:p>
-    <w:p>
-      <w:pPr>
-        <w:spacing w:after="20" w:before="0"/>
-      </w:pPr>
-      <w:r>
-        <w:t xml:space="preserve">     Add the distances: 3 + 1 + 1 + 3 = 8. Divide by the 4 games: 8 ÷ 4 = 2. The MAD is 2 points.</w:t>
+        <w:t xml:space="preserve">     x is divided by 3, so multiply both sides by 3: x = 6 x 3 = 18. Check: 18 / 3 = 6.</w:t>
       </w:r>
     </w:p>
     <w:p>
@@ -1849,19 +1662,19 @@
           <w:i/>
           <w:iCs/>
         </w:rPr>
-        <w:t xml:space="preserve">     Watch for: A common mistake in Mean Absolute Deviation is adding the signed deviations (value − mean) instead of their absolute values, so the positives and negatives cancel out to 0. For 6, 8, 10, 12 (mean = 9), the deviations are −3, −1, 1, 3 — they sum to 0, but that is NOT the MAD. Before averaging, take the absolute value of every deviation so each becomes a positive distance: |−3| = 3, |−1| = 1, |1| = 1, |3| = 3. Sum = 8, so MAD = 8 ÷ 4 = 2. A MAD of exactly 0 is a warning sign — it only happens if every value in the data set equals the mean.</w:t>
-      </w:r>
-    </w:p>
-    <w:p>
-      <w:pPr>
-        <w:spacing w:after="40" w:before="0"/>
-      </w:pPr>
-      <w:r>
-        <w:rPr>
-          <w:b/>
-          <w:bCs/>
-        </w:rPr>
-        <w:t xml:space="preserve">9. A. Shooter A, because a smaller MAD means scores stay closer to the average</w:t>
+        <w:t xml:space="preserve">     Watch for: A common mistake in Solve Multiplication and Division Equations is applying the SAME operation again instead of the inverse — for example, seeing 6x = 42 and multiplying both sides by 6 to get x = 252, instead of dividing by 6 to get x = 7. Before you submit, ask: did I use the OPPOSITE operation shown in the equation, and did I apply it to both sides?</w:t>
+      </w:r>
+    </w:p>
+    <w:p>
+      <w:pPr>
+        <w:spacing w:after="40" w:before="0"/>
+      </w:pPr>
+      <w:r>
+        <w:rPr>
+          <w:b/>
+          <w:bCs/>
+        </w:rPr>
+        <w:t xml:space="preserve">8. A. n = 9</w:t>
       </w:r>
     </w:p>
     <w:p>
@@ -1869,7 +1682,7 @@
         <w:spacing w:after="20" w:before="0"/>
       </w:pPr>
       <w:r>
-        <w:t xml:space="preserve">     A smaller MAD means the scores hug the mean. Shooter A's MAD of 2 is smaller than Shooter B's 6, so Shooter A is more consistent.</w:t>
+        <w:t xml:space="preserve">     The 5 is multiplying n, so divide both sides by 5: n = 45 / 5 = 9. Check: 5 x 9 = 45.</w:t>
       </w:r>
     </w:p>
     <w:p>
@@ -1881,19 +1694,19 @@
           <w:i/>
           <w:iCs/>
         </w:rPr>
-        <w:t xml:space="preserve">     Watch for: A common mistake in Mean Absolute Deviation is adding the signed deviations (value − mean) instead of their absolute values, so the positives and negatives cancel out to 0. For 6, 8, 10, 12 (mean = 9), the deviations are −3, −1, 1, 3 — they sum to 0, but that is NOT the MAD. Before averaging, take the absolute value of every deviation so each becomes a positive distance: |−3| = 3, |−1| = 1, |1| = 1, |3| = 3. Sum = 8, so MAD = 8 ÷ 4 = 2. A MAD of exactly 0 is a warning sign — it only happens if every value in the data set equals the mean.</w:t>
-      </w:r>
-    </w:p>
-    <w:p>
-      <w:pPr>
-        <w:spacing w:after="40" w:before="0"/>
-      </w:pPr>
-      <w:r>
-        <w:rPr>
-          <w:b/>
-          <w:bCs/>
-        </w:rPr>
-        <w:t xml:space="preserve">10. Matches:</w:t>
+        <w:t xml:space="preserve">     Watch for: A common mistake in Solve Multiplication and Division Equations is applying the SAME operation again instead of the inverse — for example, seeing 6x = 42 and multiplying both sides by 6 to get x = 252, instead of dividing by 6 to get x = 7. Before you submit, ask: did I use the OPPOSITE operation shown in the equation, and did I apply it to both sides?</w:t>
+      </w:r>
+    </w:p>
+    <w:p>
+      <w:pPr>
+        <w:spacing w:after="40" w:before="0"/>
+      </w:pPr>
+      <w:r>
+        <w:rPr>
+          <w:b/>
+          <w:bCs/>
+        </w:rPr>
+        <w:t xml:space="preserve">9. Matches:</w:t>
       </w:r>
     </w:p>
     <w:p>
@@ -1901,7 +1714,7 @@
         <w:spacing w:after="20" w:before="0"/>
       </w:pPr>
       <w:r>
-        <w:t xml:space="preserve">     Bench: 8, 10, 12, 14 → MAD = 2 points</w:t>
+        <w:t xml:space="preserve">     7x = 56 → x = 8</w:t>
       </w:r>
     </w:p>
     <w:p>
@@ -1909,7 +1722,7 @@
         <w:spacing w:after="20" w:before="0"/>
       </w:pPr>
       <w:r>
-        <w:t xml:space="preserve">     Rookie: 4, 4, 4, 4 → MAD = 0 points</w:t>
+        <w:t xml:space="preserve">     x / 5 = 4 → x = 20</w:t>
       </w:r>
     </w:p>
     <w:p>
@@ -1917,7 +1730,67 @@
         <w:spacing w:after="20" w:before="0"/>
       </w:pPr>
       <w:r>
-        <w:t xml:space="preserve">     Starter: 5, 15, 5, 15 → MAD = 5 points</w:t>
+        <w:t xml:space="preserve">     11m = 33 → m = 3</w:t>
+      </w:r>
+    </w:p>
+    <w:p>
+      <w:pPr>
+        <w:spacing w:after="20" w:before="0"/>
+      </w:pPr>
+      <w:r>
+        <w:t xml:space="preserve">     p / 2 = 9 → p = 18</w:t>
+      </w:r>
+    </w:p>
+    <w:p>
+      <w:pPr>
+        <w:spacing w:after="40" w:before="0"/>
+      </w:pPr>
+      <w:r>
+        <w:t xml:space="preserve"/>
+      </w:r>
+    </w:p>
+    <w:p>
+      <w:pPr>
+        <w:spacing w:after="40" w:before="0"/>
+      </w:pPr>
+      <w:r>
+        <w:rPr>
+          <w:b/>
+          <w:bCs/>
+        </w:rPr>
+        <w:t xml:space="preserve">10. Correct groups:</w:t>
+      </w:r>
+    </w:p>
+    <w:p>
+      <w:pPr>
+        <w:spacing w:after="20" w:before="0"/>
+      </w:pPr>
+      <w:r>
+        <w:t xml:space="preserve">     6x = 48 → Divide both sides</w:t>
+      </w:r>
+    </w:p>
+    <w:p>
+      <w:pPr>
+        <w:spacing w:after="20" w:before="0"/>
+      </w:pPr>
+      <w:r>
+        <w:t xml:space="preserve">     9k = 27 → Divide both sides</w:t>
+      </w:r>
+    </w:p>
+    <w:p>
+      <w:pPr>
+        <w:spacing w:after="20" w:before="0"/>
+      </w:pPr>
+      <w:r>
+        <w:t xml:space="preserve">     x / 8 = 2 → Multiply both sides</w:t>
+      </w:r>
+    </w:p>
+    <w:p>
+      <w:pPr>
+        <w:spacing w:after="20" w:before="0"/>
+      </w:pPr>
+      <w:r>
+        <w:t xml:space="preserve">     n / 4 = 5 → Multiply both sides</w:t>
       </w:r>
     </w:p>
     <w:p>

--- a/lessons/8-3/homework.docx
+++ b/lessons/8-3/homework.docx
@@ -12,7 +12,7 @@
           <w:b/>
           <w:bCs/>
         </w:rPr>
-        <w:t xml:space="preserve">Solve Multiplication and Division Equations — Homework</w:t>
+        <w:t xml:space="preserve">Write and Solve Equations Using Multiplication or Division — Homework</w:t>
       </w:r>
     </w:p>
     <w:p>
@@ -24,7 +24,7 @@
           <w:i/>
           <w:iCs/>
         </w:rPr>
-        <w:t xml:space="preserve">Lesson 7-3  •  Standard 6.AT.8</w:t>
+        <w:t xml:space="preserve">Lesson 8-3  •  Standard 6.AT.8</w:t>
       </w:r>
     </w:p>
     <w:p>
@@ -161,10 +161,10 @@
           <w:b/>
           <w:bCs/>
         </w:rPr>
-        <w:t xml:space="preserve">Inverse operation (Operación inversa)</w:t>
-      </w:r>
-      <w:r>
-        <w:t xml:space="preserve"> — Two math actions that undo each other, like × and ÷.</w:t>
+        <w:t xml:space="preserve">Solve Multiplication and Division Equations (Resolver ecuaciones de multiplicación y división)</w:t>
+      </w:r>
+      <w:r>
+        <w:t xml:space="preserve"> — Use inverse multiplication or division to isolate the variable.</w:t>
       </w:r>
     </w:p>
     <w:p>
@@ -224,10 +224,10 @@
           <w:b/>
           <w:bCs/>
         </w:rPr>
-        <w:t xml:space="preserve">Multiply (Multiplicar)</w:t>
-      </w:r>
-      <w:r>
-        <w:t xml:space="preserve"> — To add equal groups again and again.</w:t>
+        <w:t xml:space="preserve">Inverse operation (Operación inversa)</w:t>
+      </w:r>
+      <w:r>
+        <w:t xml:space="preserve"> — Two math actions that undo each other, like × and ÷.</w:t>
       </w:r>
     </w:p>
     <w:p>
@@ -287,73 +287,10 @@
           <w:b/>
           <w:bCs/>
         </w:rPr>
-        <w:t xml:space="preserve">Divide (Dividir)</w:t>
-      </w:r>
-      <w:r>
-        <w:t xml:space="preserve"> — To split into equal groups.</w:t>
-      </w:r>
-    </w:p>
-    <w:p>
-      <w:pPr>
-        <w:keepNext/>
-        <w:spacing w:after="20" w:before="80"/>
-        <w:jc w:val="center"/>
-      </w:pPr>
-      <w:r>
-        <w:drawing>
-          <wp:inline distT="0" distB="0" distL="0" distR="0">
-            <wp:extent cx="1047750" cy="790575"/>
-            <wp:effectExtent t="0" r="0" b="0" l="0"/>
-            <wp:docPr id="1" name="" descr="" title=""/>
-            <wp:cNvGraphicFramePr>
-              <a:graphicFrameLocks xmlns:a="http://schemas.openxmlformats.org/drawingml/2006/main" noChangeAspect="1"/>
-            </wp:cNvGraphicFramePr>
-            <a:graphic xmlns:a="http://schemas.openxmlformats.org/drawingml/2006/main">
-              <a:graphicData uri="http://schemas.openxmlformats.org/drawingml/2006/picture">
-                <pic:pic xmlns:pic="http://schemas.openxmlformats.org/drawingml/2006/picture">
-                  <pic:nvPicPr>
-                    <pic:cNvPr id="0" name="" descr=""/>
-                    <pic:cNvPicPr>
-                      <a:picLocks noChangeAspect="1" noChangeArrowheads="1"/>
-                    </pic:cNvPicPr>
-                  </pic:nvPicPr>
-                  <pic:blipFill>
-                    <a:blip r:embed="rId7" cstate="none"/>
-                    <a:srcRect/>
-                    <a:stretch>
-                      <a:fillRect/>
-                    </a:stretch>
-                  </pic:blipFill>
-                  <pic:spPr bwMode="auto">
-                    <a:xfrm>
-                      <a:off x="0" y="0"/>
-                      <a:ext cx="1047750" cy="790575"/>
-                    </a:xfrm>
-                    <a:prstGeom prst="rect">
-                      <a:avLst/>
-                    </a:prstGeom>
-                  </pic:spPr>
-                </pic:pic>
-              </a:graphicData>
-            </a:graphic>
-          </wp:inline>
-        </w:drawing>
-      </w:r>
-    </w:p>
-    <w:p>
-      <w:pPr>
-        <w:keepNext/>
-        <w:spacing w:after="120"/>
-      </w:pPr>
-      <w:r>
-        <w:rPr>
-          <w:b/>
-          <w:bCs/>
-        </w:rPr>
-        <w:t xml:space="preserve">Isolate (Despejar)</w:t>
-      </w:r>
-      <w:r>
-        <w:t xml:space="preserve"> — To get the letter by itself on one side.</w:t>
+        <w:t xml:space="preserve">Multiply (Multiplicar)</w:t>
+      </w:r>
+      <w:r>
+        <w:t xml:space="preserve"> — To add equal groups again and again.</w:t>
       </w:r>
     </w:p>
     <w:p>
@@ -413,10 +350,10 @@
           <w:b/>
           <w:bCs/>
         </w:rPr>
-        <w:t xml:space="preserve">Coefficient (Coeficiente)</w:t>
-      </w:r>
-      <w:r>
-        <w:t xml:space="preserve"> — The number multiplied by a variable.</w:t>
+        <w:t xml:space="preserve">Divide (Dividir)</w:t>
+      </w:r>
+      <w:r>
+        <w:t xml:space="preserve"> — To split into equal groups.</w:t>
       </w:r>
     </w:p>
     <w:p>
@@ -444,7 +381,7 @@
                     </pic:cNvPicPr>
                   </pic:nvPicPr>
                   <pic:blipFill>
-                    <a:blip r:embed="rId7" cstate="none"/>
+                    <a:blip r:embed="rId8" cstate="none"/>
                     <a:srcRect/>
                     <a:stretch>
                       <a:fillRect/>
@@ -476,10 +413,136 @@
           <w:b/>
           <w:bCs/>
         </w:rPr>
+        <w:t xml:space="preserve">Isolate (Despejar)</w:t>
+      </w:r>
+      <w:r>
+        <w:t xml:space="preserve"> — To get the letter by itself on one side.</w:t>
+      </w:r>
+    </w:p>
+    <w:p>
+      <w:pPr>
+        <w:keepNext/>
+        <w:spacing w:after="20" w:before="80"/>
+        <w:jc w:val="center"/>
+      </w:pPr>
+      <w:r>
+        <w:drawing>
+          <wp:inline distT="0" distB="0" distL="0" distR="0">
+            <wp:extent cx="1047750" cy="790575"/>
+            <wp:effectExtent t="0" r="0" b="0" l="0"/>
+            <wp:docPr id="1" name="" descr="" title=""/>
+            <wp:cNvGraphicFramePr>
+              <a:graphicFrameLocks xmlns:a="http://schemas.openxmlformats.org/drawingml/2006/main" noChangeAspect="1"/>
+            </wp:cNvGraphicFramePr>
+            <a:graphic xmlns:a="http://schemas.openxmlformats.org/drawingml/2006/main">
+              <a:graphicData uri="http://schemas.openxmlformats.org/drawingml/2006/picture">
+                <pic:pic xmlns:pic="http://schemas.openxmlformats.org/drawingml/2006/picture">
+                  <pic:nvPicPr>
+                    <pic:cNvPr id="0" name="" descr=""/>
+                    <pic:cNvPicPr>
+                      <a:picLocks noChangeAspect="1" noChangeArrowheads="1"/>
+                    </pic:cNvPicPr>
+                  </pic:nvPicPr>
+                  <pic:blipFill>
+                    <a:blip r:embed="rId11" cstate="none"/>
+                    <a:srcRect/>
+                    <a:stretch>
+                      <a:fillRect/>
+                    </a:stretch>
+                  </pic:blipFill>
+                  <pic:spPr bwMode="auto">
+                    <a:xfrm>
+                      <a:off x="0" y="0"/>
+                      <a:ext cx="1047750" cy="790575"/>
+                    </a:xfrm>
+                    <a:prstGeom prst="rect">
+                      <a:avLst/>
+                    </a:prstGeom>
+                  </pic:spPr>
+                </pic:pic>
+              </a:graphicData>
+            </a:graphic>
+          </wp:inline>
+        </w:drawing>
+      </w:r>
+    </w:p>
+    <w:p>
+      <w:pPr>
+        <w:keepNext/>
+        <w:spacing w:after="120"/>
+      </w:pPr>
+      <w:r>
+        <w:rPr>
+          <w:b/>
+          <w:bCs/>
+        </w:rPr>
+        <w:t xml:space="preserve">Coefficient (Coeficiente)</w:t>
+      </w:r>
+      <w:r>
+        <w:t xml:space="preserve"> — The number in front of a letter, like the 3 in 3x.</w:t>
+      </w:r>
+    </w:p>
+    <w:p>
+      <w:pPr>
+        <w:keepNext/>
+        <w:spacing w:after="20" w:before="80"/>
+        <w:jc w:val="center"/>
+      </w:pPr>
+      <w:r>
+        <w:drawing>
+          <wp:inline distT="0" distB="0" distL="0" distR="0">
+            <wp:extent cx="1047750" cy="790575"/>
+            <wp:effectExtent t="0" r="0" b="0" l="0"/>
+            <wp:docPr id="1" name="" descr="" title=""/>
+            <wp:cNvGraphicFramePr>
+              <a:graphicFrameLocks xmlns:a="http://schemas.openxmlformats.org/drawingml/2006/main" noChangeAspect="1"/>
+            </wp:cNvGraphicFramePr>
+            <a:graphic xmlns:a="http://schemas.openxmlformats.org/drawingml/2006/main">
+              <a:graphicData uri="http://schemas.openxmlformats.org/drawingml/2006/picture">
+                <pic:pic xmlns:pic="http://schemas.openxmlformats.org/drawingml/2006/picture">
+                  <pic:nvPicPr>
+                    <pic:cNvPr id="0" name="" descr=""/>
+                    <pic:cNvPicPr>
+                      <a:picLocks noChangeAspect="1" noChangeArrowheads="1"/>
+                    </pic:cNvPicPr>
+                  </pic:nvPicPr>
+                  <pic:blipFill>
+                    <a:blip r:embed="rId8" cstate="none"/>
+                    <a:srcRect/>
+                    <a:stretch>
+                      <a:fillRect/>
+                    </a:stretch>
+                  </pic:blipFill>
+                  <pic:spPr bwMode="auto">
+                    <a:xfrm>
+                      <a:off x="0" y="0"/>
+                      <a:ext cx="1047750" cy="790575"/>
+                    </a:xfrm>
+                    <a:prstGeom prst="rect">
+                      <a:avLst/>
+                    </a:prstGeom>
+                  </pic:spPr>
+                </pic:pic>
+              </a:graphicData>
+            </a:graphic>
+          </wp:inline>
+        </w:drawing>
+      </w:r>
+    </w:p>
+    <w:p>
+      <w:pPr>
+        <w:keepNext/>
+        <w:spacing w:after="120"/>
+      </w:pPr>
+      <w:r>
+        <w:rPr>
+          <w:b/>
+          <w:bCs/>
+        </w:rPr>
         <w:t xml:space="preserve">Solution (Solución)</w:t>
       </w:r>
       <w:r>
-        <w:t xml:space="preserve"> — The value of the variable that makes the equation true.</w:t>
+        <w:t xml:space="preserve"> — A number that makes the equation or inequality true.</w:t>
       </w:r>
     </w:p>
     <w:p>
@@ -958,7 +1021,7 @@
           <w:b/>
           <w:bCs/>
         </w:rPr>
-        <w:t xml:space="preserve">5. onLevel — Spot the Common Mistake</w:t>
+        <w:t xml:space="preserve">5. Spot the Common Mistake</w:t>
       </w:r>
     </w:p>
     <w:p>
@@ -1582,7 +1645,7 @@
           <w:b/>
           <w:bCs/>
         </w:rPr>
-        <w:t xml:space="preserve">5. onLevel — Spot the Common Mistake</w:t>
+        <w:t xml:space="preserve">5. Spot the Common Mistake</w:t>
       </w:r>
     </w:p>
     <w:p>
@@ -1599,6 +1662,14 @@
       </w:pPr>
       <w:r>
         <w:t xml:space="preserve">     Correct work: n is divided by 4, so the inverse is MULTIPLICATION. Multiply both sides by 4: n = 12 × 4 = 48. Check: 48 ÷ 4 = 12 ✓</w:t>
+      </w:r>
+    </w:p>
+    <w:p>
+      <w:pPr>
+        <w:spacing w:after="80" w:before="0"/>
+      </w:pPr>
+      <w:r>
+        <w:t xml:space="preserve">     Watch for: Dividing again does not undo division. Since n is divided by 4, multiply both sides by 4: n = 12 × 4 = 48, and 48 ÷ 4 = 12 confirms it. The answer 3 is a clue on its own — n has to be bigger than 12, not smaller, because it was cut into fourths.</w:t>
       </w:r>
     </w:p>
     <w:p>
